--- a/public/ims/PRO-08-PROJECT-CLOSURE.docx
+++ b/public/ims/PRO-08-PROJECT-CLOSURE.docx
@@ -2,6 +2,550 @@
 <file path=word/document.xml><?xml version="1.0" encoding="utf-8"?>
 <w:document xmlns:wpc="http://schemas.microsoft.com/office/word/2010/wordprocessingCanvas" xmlns:mc="http://schemas.openxmlformats.org/markup-compatibility/2006" xmlns:o="urn:schemas-microsoft-com:office:office" xmlns:r="http://schemas.openxmlformats.org/officeDocument/2006/relationships" xmlns:m="http://schemas.openxmlformats.org/officeDocument/2006/math" xmlns:v="urn:schemas-microsoft-com:vml" xmlns:wp14="http://schemas.microsoft.com/office/word/2010/wordprocessingDrawing" xmlns:wp="http://schemas.openxmlformats.org/drawingml/2006/wordprocessingDrawing" xmlns:w10="urn:schemas-microsoft-com:office:word" xmlns:w="http://schemas.openxmlformats.org/wordprocessingml/2006/main" xmlns:w14="http://schemas.microsoft.com/office/word/2010/wordml" xmlns:w15="http://schemas.microsoft.com/office/word/2012/wordml" xmlns:wpg="http://schemas.microsoft.com/office/word/2010/wordprocessingGroup" xmlns:wpi="http://schemas.microsoft.com/office/word/2010/wordprocessingInk" xmlns:wne="http://schemas.microsoft.com/office/word/2006/wordml" xmlns:wps="http://schemas.microsoft.com/office/word/2010/wordprocessingShape" xmlns:cx="http://schemas.microsoft.com/office/drawing/2014/chartex" xmlns:cx1="http://schemas.microsoft.com/office/drawing/2015/9/8/chartex" xmlns:cx2="http://schemas.microsoft.com/office/drawing/2015/10/21/chartex" xmlns:cx3="http://schemas.microsoft.com/office/drawing/2016/5/9/chartex" xmlns:cx4="http://schemas.microsoft.com/office/drawing/2016/5/10/chartex" xmlns:cx5="http://schemas.microsoft.com/office/drawing/2016/5/11/chartex" xmlns:cx6="http://schemas.microsoft.com/office/drawing/2016/5/12/chartex" xmlns:cx7="http://schemas.microsoft.com/office/drawing/2016/5/13/chartex" xmlns:cx8="http://schemas.microsoft.com/office/drawing/2016/5/14/chartex" xmlns:aink="http://schemas.microsoft.com/office/drawing/2016/ink" xmlns:am3d="http://schemas.microsoft.com/office/drawing/2017/model3d" xmlns:w16cex="http://schemas.microsoft.com/office/word/2018/wordml/cex" xmlns:w16cid="http://schemas.microsoft.com/office/word/2016/wordml/cid" xmlns:w16="http://schemas.microsoft.com/office/word/2018/wordml" xmlns:w16sdtdh="http://schemas.microsoft.com/office/word/2020/wordml/sdtdatahash" xmlns:w16se="http://schemas.microsoft.com/office/word/2015/wordml/symex" mc:Ignorable="w14 w15 wp14">
   <w:body>
+    <w:p>
+      <w:pPr>
+        <w:shd w:fill="0F172A" w:val="clear"/>
+        <w:spacing w:after="140" w:before="140"/>
+        <w:ind w:left="200"/>
+      </w:pPr>
+      <w:r>
+        <w:rPr>
+          <w:rFonts w:ascii="Arial" w:cs="Arial" w:eastAsia="Arial" w:hAnsi="Arial"/>
+          <w:b/>
+          <w:bCs/>
+          <w:color w:val="FFFFFF"/>
+          <w:sz w:val="22"/>
+          <w:szCs w:val="22"/>
+        </w:rPr>
+        <w:t xml:space="preserve">PREQAL INTEGRATED MANAGEMENT SYSTEM  ·  Controlled Document — Internal Use Only</w:t>
+      </w:r>
+    </w:p>
+    <w:p>
+      <w:pPr>
+        <w:spacing w:after="60" w:before="120"/>
+      </w:pPr>
+    </w:p>
+    <w:p>
+      <w:pPr>
+        <w:spacing w:after="60" w:before="240"/>
+      </w:pPr>
+      <w:r>
+        <w:rPr>
+          <w:rFonts w:ascii="Arial" w:cs="Arial" w:eastAsia="Arial" w:hAnsi="Arial"/>
+          <w:b/>
+          <w:bCs/>
+          <w:color w:val="0F172A"/>
+          <w:sz w:val="44"/>
+          <w:szCs w:val="44"/>
+        </w:rPr>
+        <w:t xml:space="preserve">SOP-07: Project Closure &amp; Handover</w:t>
+      </w:r>
+    </w:p>
+    <w:p>
+      <w:pPr>
+        <w:spacing w:after="200" w:before="0"/>
+      </w:pPr>
+      <w:r>
+        <w:rPr>
+          <w:rFonts w:ascii="Arial" w:cs="Arial" w:eastAsia="Arial" w:hAnsi="Arial"/>
+          <w:color w:val="64748B"/>
+          <w:sz w:val="24"/>
+          <w:szCs w:val="24"/>
+        </w:rPr>
+        <w:t xml:space="preserve">Standard Operating Procedure</w:t>
+      </w:r>
+    </w:p>
+    <w:p>
+      <w:pPr>
+        <w:spacing w:after="80" w:before="40"/>
+      </w:pPr>
+    </w:p>
+    <w:tbl>
+      <w:tblPr>
+        <w:tblW w:type="dxa" w:w="10080"/>
+        <w:tblBorders>
+          <w:top w:val="single" w:color="auto" w:sz="4"/>
+          <w:left w:val="single" w:color="auto" w:sz="4"/>
+          <w:bottom w:val="single" w:color="auto" w:sz="4"/>
+          <w:right w:val="single" w:color="auto" w:sz="4"/>
+          <w:insideH w:val="single" w:color="auto" w:sz="4"/>
+          <w:insideV w:val="single" w:color="auto" w:sz="4"/>
+        </w:tblBorders>
+      </w:tblPr>
+      <w:tblGrid>
+        <w:gridCol w:w="2600"/>
+        <w:gridCol w:w="7480"/>
+      </w:tblGrid>
+      <w:tr>
+        <w:tc>
+          <w:tcPr>
+            <w:tcW w:type="dxa" w:w="2600"/>
+            <w:tcBorders>
+              <w:top w:val="single" w:color="CBD5E1" w:sz="1"/>
+              <w:left w:val="single" w:color="CBD5E1" w:sz="1"/>
+              <w:bottom w:val="single" w:color="CBD5E1" w:sz="1"/>
+              <w:right w:val="single" w:color="CBD5E1" w:sz="1"/>
+            </w:tcBorders>
+            <w:shd w:fill="0F172A" w:val="clear"/>
+            <w:tcMar>
+              <w:top w:type="dxa" w:w="80"/>
+              <w:left w:type="dxa" w:w="120"/>
+              <w:bottom w:type="dxa" w:w="80"/>
+              <w:right w:type="dxa" w:w="120"/>
+            </w:tcMar>
+          </w:tcPr>
+          <w:p>
+            <w:pPr>
+              <w:spacing w:after="0" w:before="0"/>
+            </w:pPr>
+            <w:r>
+              <w:rPr>
+                <w:rFonts w:ascii="Arial" w:cs="Arial" w:eastAsia="Arial" w:hAnsi="Arial"/>
+                <w:b/>
+                <w:bCs/>
+                <w:color w:val="FFFFFF"/>
+                <w:sz w:val="20"/>
+                <w:szCs w:val="20"/>
+              </w:rPr>
+              <w:t xml:space="preserve">Document No</w:t>
+            </w:r>
+          </w:p>
+        </w:tc>
+        <w:tc>
+          <w:tcPr>
+            <w:tcW w:type="dxa" w:w="7480"/>
+            <w:tcBorders>
+              <w:top w:val="single" w:color="CBD5E1" w:sz="1"/>
+              <w:left w:val="single" w:color="CBD5E1" w:sz="1"/>
+              <w:bottom w:val="single" w:color="CBD5E1" w:sz="1"/>
+              <w:right w:val="single" w:color="CBD5E1" w:sz="1"/>
+            </w:tcBorders>
+            <w:shd w:fill="FFFFFF" w:val="clear"/>
+            <w:tcMar>
+              <w:top w:type="dxa" w:w="80"/>
+              <w:left w:type="dxa" w:w="120"/>
+              <w:bottom w:type="dxa" w:w="80"/>
+              <w:right w:type="dxa" w:w="120"/>
+            </w:tcMar>
+          </w:tcPr>
+          <w:p>
+            <w:pPr>
+              <w:spacing w:after="0" w:before="0"/>
+            </w:pPr>
+            <w:r>
+              <w:rPr>
+                <w:rFonts w:ascii="Arial" w:cs="Arial" w:eastAsia="Arial" w:hAnsi="Arial"/>
+                <w:sz w:val="20"/>
+                <w:szCs w:val="20"/>
+              </w:rPr>
+              <w:t xml:space="preserve"/>
+            </w:r>
+          </w:p>
+        </w:tc>
+      </w:tr>
+      <w:tr>
+        <w:tc>
+          <w:tcPr>
+            <w:tcW w:type="dxa" w:w="2600"/>
+            <w:tcBorders>
+              <w:top w:val="single" w:color="CBD5E1" w:sz="1"/>
+              <w:left w:val="single" w:color="CBD5E1" w:sz="1"/>
+              <w:bottom w:val="single" w:color="CBD5E1" w:sz="1"/>
+              <w:right w:val="single" w:color="CBD5E1" w:sz="1"/>
+            </w:tcBorders>
+            <w:shd w:fill="0F172A" w:val="clear"/>
+            <w:tcMar>
+              <w:top w:type="dxa" w:w="80"/>
+              <w:left w:type="dxa" w:w="120"/>
+              <w:bottom w:type="dxa" w:w="80"/>
+              <w:right w:type="dxa" w:w="120"/>
+            </w:tcMar>
+          </w:tcPr>
+          <w:p>
+            <w:pPr>
+              <w:spacing w:after="0" w:before="0"/>
+            </w:pPr>
+            <w:r>
+              <w:rPr>
+                <w:rFonts w:ascii="Arial" w:cs="Arial" w:eastAsia="Arial" w:hAnsi="Arial"/>
+                <w:b/>
+                <w:bCs/>
+                <w:color w:val="FFFFFF"/>
+                <w:sz w:val="20"/>
+                <w:szCs w:val="20"/>
+              </w:rPr>
+              <w:t xml:space="preserve">Version</w:t>
+            </w:r>
+          </w:p>
+        </w:tc>
+        <w:tc>
+          <w:tcPr>
+            <w:tcW w:type="dxa" w:w="7480"/>
+            <w:tcBorders>
+              <w:top w:val="single" w:color="CBD5E1" w:sz="1"/>
+              <w:left w:val="single" w:color="CBD5E1" w:sz="1"/>
+              <w:bottom w:val="single" w:color="CBD5E1" w:sz="1"/>
+              <w:right w:val="single" w:color="CBD5E1" w:sz="1"/>
+            </w:tcBorders>
+            <w:shd w:fill="F8FAFC" w:val="clear"/>
+            <w:tcMar>
+              <w:top w:type="dxa" w:w="80"/>
+              <w:left w:type="dxa" w:w="120"/>
+              <w:bottom w:type="dxa" w:w="80"/>
+              <w:right w:type="dxa" w:w="120"/>
+            </w:tcMar>
+          </w:tcPr>
+          <w:p>
+            <w:pPr>
+              <w:spacing w:after="0" w:before="0"/>
+            </w:pPr>
+            <w:r>
+              <w:rPr>
+                <w:rFonts w:ascii="Arial" w:cs="Arial" w:eastAsia="Arial" w:hAnsi="Arial"/>
+                <w:sz w:val="20"/>
+                <w:szCs w:val="20"/>
+              </w:rPr>
+              <w:t xml:space="preserve">1.0</w:t>
+            </w:r>
+          </w:p>
+        </w:tc>
+      </w:tr>
+      <w:tr>
+        <w:tc>
+          <w:tcPr>
+            <w:tcW w:type="dxa" w:w="2600"/>
+            <w:tcBorders>
+              <w:top w:val="single" w:color="CBD5E1" w:sz="1"/>
+              <w:left w:val="single" w:color="CBD5E1" w:sz="1"/>
+              <w:bottom w:val="single" w:color="CBD5E1" w:sz="1"/>
+              <w:right w:val="single" w:color="CBD5E1" w:sz="1"/>
+            </w:tcBorders>
+            <w:shd w:fill="0F172A" w:val="clear"/>
+            <w:tcMar>
+              <w:top w:type="dxa" w:w="80"/>
+              <w:left w:type="dxa" w:w="120"/>
+              <w:bottom w:type="dxa" w:w="80"/>
+              <w:right w:type="dxa" w:w="120"/>
+            </w:tcMar>
+          </w:tcPr>
+          <w:p>
+            <w:pPr>
+              <w:spacing w:after="0" w:before="0"/>
+            </w:pPr>
+            <w:r>
+              <w:rPr>
+                <w:rFonts w:ascii="Arial" w:cs="Arial" w:eastAsia="Arial" w:hAnsi="Arial"/>
+                <w:b/>
+                <w:bCs/>
+                <w:color w:val="FFFFFF"/>
+                <w:sz w:val="20"/>
+                <w:szCs w:val="20"/>
+              </w:rPr>
+              <w:t xml:space="preserve">Effective Date</w:t>
+            </w:r>
+          </w:p>
+        </w:tc>
+        <w:tc>
+          <w:tcPr>
+            <w:tcW w:type="dxa" w:w="7480"/>
+            <w:tcBorders>
+              <w:top w:val="single" w:color="CBD5E1" w:sz="1"/>
+              <w:left w:val="single" w:color="CBD5E1" w:sz="1"/>
+              <w:bottom w:val="single" w:color="CBD5E1" w:sz="1"/>
+              <w:right w:val="single" w:color="CBD5E1" w:sz="1"/>
+            </w:tcBorders>
+            <w:shd w:fill="FFFFFF" w:val="clear"/>
+            <w:tcMar>
+              <w:top w:type="dxa" w:w="80"/>
+              <w:left w:type="dxa" w:w="120"/>
+              <w:bottom w:type="dxa" w:w="80"/>
+              <w:right w:type="dxa" w:w="120"/>
+            </w:tcMar>
+          </w:tcPr>
+          <w:p>
+            <w:pPr>
+              <w:spacing w:after="0" w:before="0"/>
+            </w:pPr>
+            <w:r>
+              <w:rPr>
+                <w:rFonts w:ascii="Arial" w:cs="Arial" w:eastAsia="Arial" w:hAnsi="Arial"/>
+                <w:sz w:val="20"/>
+                <w:szCs w:val="20"/>
+              </w:rPr>
+              <w:t xml:space="preserve">2026-05-07</w:t>
+            </w:r>
+          </w:p>
+        </w:tc>
+      </w:tr>
+      <w:tr>
+        <w:tc>
+          <w:tcPr>
+            <w:tcW w:type="dxa" w:w="2600"/>
+            <w:tcBorders>
+              <w:top w:val="single" w:color="CBD5E1" w:sz="1"/>
+              <w:left w:val="single" w:color="CBD5E1" w:sz="1"/>
+              <w:bottom w:val="single" w:color="CBD5E1" w:sz="1"/>
+              <w:right w:val="single" w:color="CBD5E1" w:sz="1"/>
+            </w:tcBorders>
+            <w:shd w:fill="0F172A" w:val="clear"/>
+            <w:tcMar>
+              <w:top w:type="dxa" w:w="80"/>
+              <w:left w:type="dxa" w:w="120"/>
+              <w:bottom w:type="dxa" w:w="80"/>
+              <w:right w:type="dxa" w:w="120"/>
+            </w:tcMar>
+          </w:tcPr>
+          <w:p>
+            <w:pPr>
+              <w:spacing w:after="0" w:before="0"/>
+            </w:pPr>
+            <w:r>
+              <w:rPr>
+                <w:rFonts w:ascii="Arial" w:cs="Arial" w:eastAsia="Arial" w:hAnsi="Arial"/>
+                <w:b/>
+                <w:bCs/>
+                <w:color w:val="FFFFFF"/>
+                <w:sz w:val="20"/>
+                <w:szCs w:val="20"/>
+              </w:rPr>
+              <w:t xml:space="preserve">Document Owner</w:t>
+            </w:r>
+          </w:p>
+        </w:tc>
+        <w:tc>
+          <w:tcPr>
+            <w:tcW w:type="dxa" w:w="7480"/>
+            <w:tcBorders>
+              <w:top w:val="single" w:color="CBD5E1" w:sz="1"/>
+              <w:left w:val="single" w:color="CBD5E1" w:sz="1"/>
+              <w:bottom w:val="single" w:color="CBD5E1" w:sz="1"/>
+              <w:right w:val="single" w:color="CBD5E1" w:sz="1"/>
+            </w:tcBorders>
+            <w:shd w:fill="F8FAFC" w:val="clear"/>
+            <w:tcMar>
+              <w:top w:type="dxa" w:w="80"/>
+              <w:left w:type="dxa" w:w="120"/>
+              <w:bottom w:type="dxa" w:w="80"/>
+              <w:right w:type="dxa" w:w="120"/>
+            </w:tcMar>
+          </w:tcPr>
+          <w:p>
+            <w:pPr>
+              <w:spacing w:after="0" w:before="0"/>
+            </w:pPr>
+            <w:r>
+              <w:rPr>
+                <w:rFonts w:ascii="Arial" w:cs="Arial" w:eastAsia="Arial" w:hAnsi="Arial"/>
+                <w:sz w:val="20"/>
+                <w:szCs w:val="20"/>
+              </w:rPr>
+              <w:t xml:space="preserve">Dr. Stefan Gravesande</w:t>
+            </w:r>
+          </w:p>
+        </w:tc>
+      </w:tr>
+      <w:tr>
+        <w:tc>
+          <w:tcPr>
+            <w:tcW w:type="dxa" w:w="2600"/>
+            <w:tcBorders>
+              <w:top w:val="single" w:color="CBD5E1" w:sz="1"/>
+              <w:left w:val="single" w:color="CBD5E1" w:sz="1"/>
+              <w:bottom w:val="single" w:color="CBD5E1" w:sz="1"/>
+              <w:right w:val="single" w:color="CBD5E1" w:sz="1"/>
+            </w:tcBorders>
+            <w:shd w:fill="0F172A" w:val="clear"/>
+            <w:tcMar>
+              <w:top w:type="dxa" w:w="80"/>
+              <w:left w:type="dxa" w:w="120"/>
+              <w:bottom w:type="dxa" w:w="80"/>
+              <w:right w:type="dxa" w:w="120"/>
+            </w:tcMar>
+          </w:tcPr>
+          <w:p>
+            <w:pPr>
+              <w:spacing w:after="0" w:before="0"/>
+            </w:pPr>
+            <w:r>
+              <w:rPr>
+                <w:rFonts w:ascii="Arial" w:cs="Arial" w:eastAsia="Arial" w:hAnsi="Arial"/>
+                <w:b/>
+                <w:bCs/>
+                <w:color w:val="FFFFFF"/>
+                <w:sz w:val="20"/>
+                <w:szCs w:val="20"/>
+              </w:rPr>
+              <w:t xml:space="preserve">ISO Reference</w:t>
+            </w:r>
+          </w:p>
+        </w:tc>
+        <w:tc>
+          <w:tcPr>
+            <w:tcW w:type="dxa" w:w="7480"/>
+            <w:tcBorders>
+              <w:top w:val="single" w:color="CBD5E1" w:sz="1"/>
+              <w:left w:val="single" w:color="CBD5E1" w:sz="1"/>
+              <w:bottom w:val="single" w:color="CBD5E1" w:sz="1"/>
+              <w:right w:val="single" w:color="CBD5E1" w:sz="1"/>
+            </w:tcBorders>
+            <w:shd w:fill="FFFFFF" w:val="clear"/>
+            <w:tcMar>
+              <w:top w:type="dxa" w:w="80"/>
+              <w:left w:type="dxa" w:w="120"/>
+              <w:bottom w:type="dxa" w:w="80"/>
+              <w:right w:type="dxa" w:w="120"/>
+            </w:tcMar>
+          </w:tcPr>
+          <w:p>
+            <w:pPr>
+              <w:spacing w:after="0" w:before="0"/>
+            </w:pPr>
+            <w:r>
+              <w:rPr>
+                <w:rFonts w:ascii="Arial" w:cs="Arial" w:eastAsia="Arial" w:hAnsi="Arial"/>
+                <w:sz w:val="20"/>
+                <w:szCs w:val="20"/>
+              </w:rPr>
+              <w:t xml:space="preserve"/>
+            </w:r>
+          </w:p>
+        </w:tc>
+      </w:tr>
+      <w:tr>
+        <w:tc>
+          <w:tcPr>
+            <w:tcW w:type="dxa" w:w="2600"/>
+            <w:tcBorders>
+              <w:top w:val="single" w:color="CBD5E1" w:sz="1"/>
+              <w:left w:val="single" w:color="CBD5E1" w:sz="1"/>
+              <w:bottom w:val="single" w:color="CBD5E1" w:sz="1"/>
+              <w:right w:val="single" w:color="CBD5E1" w:sz="1"/>
+            </w:tcBorders>
+            <w:shd w:fill="0F172A" w:val="clear"/>
+            <w:tcMar>
+              <w:top w:type="dxa" w:w="80"/>
+              <w:left w:type="dxa" w:w="120"/>
+              <w:bottom w:type="dxa" w:w="80"/>
+              <w:right w:type="dxa" w:w="120"/>
+            </w:tcMar>
+          </w:tcPr>
+          <w:p>
+            <w:pPr>
+              <w:spacing w:after="0" w:before="0"/>
+            </w:pPr>
+            <w:r>
+              <w:rPr>
+                <w:rFonts w:ascii="Arial" w:cs="Arial" w:eastAsia="Arial" w:hAnsi="Arial"/>
+                <w:b/>
+                <w:bCs/>
+                <w:color w:val="FFFFFF"/>
+                <w:sz w:val="20"/>
+                <w:szCs w:val="20"/>
+              </w:rPr>
+              <w:t xml:space="preserve">Related Documents</w:t>
+            </w:r>
+          </w:p>
+        </w:tc>
+        <w:tc>
+          <w:tcPr>
+            <w:tcW w:type="dxa" w:w="7480"/>
+            <w:tcBorders>
+              <w:top w:val="single" w:color="CBD5E1" w:sz="1"/>
+              <w:left w:val="single" w:color="CBD5E1" w:sz="1"/>
+              <w:bottom w:val="single" w:color="CBD5E1" w:sz="1"/>
+              <w:right w:val="single" w:color="CBD5E1" w:sz="1"/>
+            </w:tcBorders>
+            <w:shd w:fill="F8FAFC" w:val="clear"/>
+            <w:tcMar>
+              <w:top w:type="dxa" w:w="80"/>
+              <w:left w:type="dxa" w:w="120"/>
+              <w:bottom w:type="dxa" w:w="80"/>
+              <w:right w:type="dxa" w:w="120"/>
+            </w:tcMar>
+          </w:tcPr>
+          <w:p>
+            <w:pPr>
+              <w:spacing w:after="0" w:before="0"/>
+            </w:pPr>
+            <w:r>
+              <w:rPr>
+                <w:rFonts w:ascii="Arial" w:cs="Arial" w:eastAsia="Arial" w:hAnsi="Arial"/>
+                <w:sz w:val="20"/>
+                <w:szCs w:val="20"/>
+              </w:rPr>
+              <w:t xml:space="preserve"/>
+            </w:r>
+          </w:p>
+        </w:tc>
+      </w:tr>
+      <w:tr>
+        <w:tc>
+          <w:tcPr>
+            <w:tcW w:type="dxa" w:w="2600"/>
+            <w:tcBorders>
+              <w:top w:val="single" w:color="CBD5E1" w:sz="1"/>
+              <w:left w:val="single" w:color="CBD5E1" w:sz="1"/>
+              <w:bottom w:val="single" w:color="CBD5E1" w:sz="1"/>
+              <w:right w:val="single" w:color="CBD5E1" w:sz="1"/>
+            </w:tcBorders>
+            <w:shd w:fill="0F172A" w:val="clear"/>
+            <w:tcMar>
+              <w:top w:type="dxa" w:w="80"/>
+              <w:left w:type="dxa" w:w="120"/>
+              <w:bottom w:type="dxa" w:w="80"/>
+              <w:right w:type="dxa" w:w="120"/>
+            </w:tcMar>
+          </w:tcPr>
+          <w:p>
+            <w:pPr>
+              <w:spacing w:after="0" w:before="0"/>
+            </w:pPr>
+            <w:r>
+              <w:rPr>
+                <w:rFonts w:ascii="Arial" w:cs="Arial" w:eastAsia="Arial" w:hAnsi="Arial"/>
+                <w:b/>
+                <w:bCs/>
+                <w:color w:val="FFFFFF"/>
+                <w:sz w:val="20"/>
+                <w:szCs w:val="20"/>
+              </w:rPr>
+              <w:t xml:space="preserve">Classification</w:t>
+            </w:r>
+          </w:p>
+        </w:tc>
+        <w:tc>
+          <w:tcPr>
+            <w:tcW w:type="dxa" w:w="7480"/>
+            <w:tcBorders>
+              <w:top w:val="single" w:color="CBD5E1" w:sz="1"/>
+              <w:left w:val="single" w:color="CBD5E1" w:sz="1"/>
+              <w:bottom w:val="single" w:color="CBD5E1" w:sz="1"/>
+              <w:right w:val="single" w:color="CBD5E1" w:sz="1"/>
+            </w:tcBorders>
+            <w:shd w:fill="FFFFFF" w:val="clear"/>
+            <w:tcMar>
+              <w:top w:type="dxa" w:w="80"/>
+              <w:left w:type="dxa" w:w="120"/>
+              <w:bottom w:type="dxa" w:w="80"/>
+              <w:right w:type="dxa" w:w="120"/>
+            </w:tcMar>
+          </w:tcPr>
+          <w:p>
+            <w:pPr>
+              <w:spacing w:after="0" w:before="0"/>
+            </w:pPr>
+            <w:r>
+              <w:rPr>
+                <w:rFonts w:ascii="Arial" w:cs="Arial" w:eastAsia="Arial" w:hAnsi="Arial"/>
+                <w:sz w:val="20"/>
+                <w:szCs w:val="20"/>
+              </w:rPr>
+              <w:t xml:space="preserve">Internal — Controlled Document</w:t>
+            </w:r>
+          </w:p>
+        </w:tc>
+      </w:tr>
+    </w:tbl>
     <w:p>
       <w:pPr>
         <w:spacing w:before="240" w:after="80"/>
@@ -930,6 +1474,14 @@
       </w:r>
     </w:p>
     <w:p/>
+    <w:sectPr>
+      <w:headerReference w:type="default" r:id="rId7"/>
+      <w:footerReference w:type="default" r:id="rId8"/>
+      <w:pgSz w:w="12240" w:h="15840" w:orient="portrait"/>
+      <w:pgMar w:top="1080" w:right="1080" w:bottom="1080" w:left="1080" w:header="708" w:footer="708" w:gutter="0"/>
+      <w:pgNumType/>
+      <w:docGrid w:linePitch="360"/>
+    </w:sectPr>
     <w:sectPr>
       <w:headerReference w:type="default" r:id="rId7"/>
       <w:footerReference w:type="default" r:id="rId8"/>

--- a/public/ims/PRO-08-PROJECT-CLOSURE.docx
+++ b/public/ims/PRO-08-PROJECT-CLOSURE.docx
@@ -1474,14 +1474,6 @@
       </w:r>
     </w:p>
     <w:p/>
-    <w:sectPr>
-      <w:headerReference w:type="default" r:id="rId7"/>
-      <w:footerReference w:type="default" r:id="rId8"/>
-      <w:pgSz w:w="12240" w:h="15840" w:orient="portrait"/>
-      <w:pgMar w:top="1080" w:right="1080" w:bottom="1080" w:left="1080" w:header="708" w:footer="708" w:gutter="0"/>
-      <w:pgNumType/>
-      <w:docGrid w:linePitch="360"/>
-    </w:sectPr>
     <w:sectPr>
       <w:headerReference w:type="default" r:id="rId7"/>
       <w:footerReference w:type="default" r:id="rId8"/>

--- a/public/ims/PRO-08-PROJECT-CLOSURE.docx
+++ b/public/ims/PRO-08-PROJECT-CLOSURE.docx
@@ -548,10 +548,13 @@
     </w:tbl>
     <w:p>
       <w:pPr>
-        <w:spacing w:before="240" w:after="80"/>
-      </w:pPr>
-      <w:r>
-        <w:rPr>
+        <w:spacing w:line="360" w:lineRule="auto" w:before="240" w:after="80"/>
+        <w:keepLines/>
+        <w:pageBreakBefore/>
+      </w:pPr>
+      <w:r>
+        <w:rPr>
+          <w:rFonts w:ascii="Times New Roman" w:hAnsi="Times New Roman" w:cs="Times New Roman"/>
           <w:b/>
           <w:bCs/>
           <w:sz w:val="28"/>
@@ -563,18 +566,26 @@
     </w:p>
     <w:p>
       <w:pPr>
-        <w:spacing w:after="80"/>
-      </w:pPr>
-      <w:r>
+        <w:spacing w:line="360" w:lineRule="auto" w:after="80"/>
+        <w:keepLines/>
+      </w:pPr>
+      <w:r>
+        <w:rPr>
+          <w:rFonts w:ascii="Times New Roman" w:hAnsi="Times New Roman" w:cs="Times New Roman"/>
+          <w:sz w:val="24"/>
+          <w:szCs w:val="24"/>
+        </w:rPr>
         <w:t xml:space="preserve">To formally close each project with a structured handover, capture lessons learned for continual improvement, collect client satisfaction data, issue the final invoice, and automatically schedule the renewal follow-up — ensuring no client relationship is abandoned after delivery.</w:t>
       </w:r>
     </w:p>
     <w:p>
       <w:pPr>
-        <w:spacing w:before="240" w:after="80"/>
-      </w:pPr>
-      <w:r>
-        <w:rPr>
+        <w:spacing w:line="360" w:lineRule="auto" w:before="240" w:after="80"/>
+        <w:keepLines/>
+      </w:pPr>
+      <w:r>
+        <w:rPr>
+          <w:rFonts w:ascii="Times New Roman" w:hAnsi="Times New Roman" w:cs="Times New Roman"/>
           <w:b/>
           <w:bCs/>
           <w:sz w:val="28"/>
@@ -586,18 +597,26 @@
     </w:p>
     <w:p>
       <w:pPr>
-        <w:spacing w:after="80"/>
-      </w:pPr>
-      <w:r>
+        <w:spacing w:line="360" w:lineRule="auto" w:after="80"/>
+        <w:keepLines/>
+      </w:pPr>
+      <w:r>
+        <w:rPr>
+          <w:rFonts w:ascii="Times New Roman" w:hAnsi="Times New Roman" w:cs="Times New Roman"/>
+          <w:sz w:val="24"/>
+          <w:szCs w:val="24"/>
+        </w:rPr>
         <w:t xml:space="preserve">Applies when all contracted deliverables have been submitted and confirmed (CRM: `pipeline_stage = Review`), through to formal project close and CRM update to `Closed`.</w:t>
       </w:r>
     </w:p>
     <w:p>
       <w:pPr>
-        <w:spacing w:before="240" w:after="80"/>
-      </w:pPr>
-      <w:r>
-        <w:rPr>
+        <w:spacing w:line="360" w:lineRule="auto" w:before="240" w:after="80"/>
+        <w:keepLines/>
+      </w:pPr>
+      <w:r>
+        <w:rPr>
+          <w:rFonts w:ascii="Times New Roman" w:hAnsi="Times New Roman" w:cs="Times New Roman"/>
           <w:b/>
           <w:bCs/>
           <w:sz w:val="28"/>
@@ -609,90 +628,142 @@
     </w:p>
     <w:p>
       <w:pPr>
-        <w:spacing w:after="80"/>
-      </w:pPr>
-      <w:r>
-        <w:rPr>
-          <w:b/>
-          <w:bCs/>
+        <w:spacing w:line="360" w:lineRule="auto" w:after="80"/>
+        <w:keepLines/>
+      </w:pPr>
+      <w:r>
+        <w:rPr>
+          <w:rFonts w:ascii="Times New Roman" w:hAnsi="Times New Roman" w:cs="Times New Roman"/>
+          <w:b/>
+          <w:bCs/>
+          <w:sz w:val="24"/>
+          <w:szCs w:val="24"/>
         </w:rPr>
         <w:t xml:space="preserve">🧑  Human Employee Roles</w:t>
       </w:r>
     </w:p>
     <w:p>
       <w:pPr>
-        <w:spacing w:after="80"/>
-      </w:pPr>
-      <w:r>
+        <w:spacing w:line="360" w:lineRule="auto" w:after="80"/>
+        <w:keepLines/>
+      </w:pPr>
+      <w:r>
+        <w:rPr>
+          <w:rFonts w:ascii="Times New Roman" w:hAnsi="Times New Roman" w:cs="Times New Roman"/>
+          <w:sz w:val="24"/>
+          <w:szCs w:val="24"/>
+        </w:rPr>
         <w:t xml:space="preserve">Role | Responsibility | Type</w:t>
       </w:r>
     </w:p>
     <w:p>
       <w:pPr>
-        <w:spacing w:after="80"/>
-      </w:pPr>
-      <w:r>
+        <w:spacing w:line="360" w:lineRule="auto" w:after="80"/>
+        <w:keepLines/>
+      </w:pPr>
+      <w:r>
+        <w:rPr>
+          <w:rFonts w:ascii="Times New Roman" w:hAnsi="Times New Roman" w:cs="Times New Roman"/>
+          <w:sz w:val="24"/>
+          <w:szCs w:val="24"/>
+        </w:rPr>
         <w:t xml:space="preserve">Dr. Gravesande | Confirms final deliverable acceptance; presents closure report; requests NPS/testimonial; signs off project | Human Employee</w:t>
       </w:r>
     </w:p>
     <w:p>
       <w:pPr>
-        <w:spacing w:after="80"/>
-      </w:pPr>
-      <w:r>
+        <w:spacing w:line="360" w:lineRule="auto" w:after="80"/>
+        <w:keepLines/>
+      </w:pPr>
+      <w:r>
+        <w:rPr>
+          <w:rFonts w:ascii="Times New Roman" w:hAnsi="Times New Roman" w:cs="Times New Roman"/>
+          <w:sz w:val="24"/>
+          <w:szCs w:val="24"/>
+        </w:rPr>
         <w:t xml:space="preserve">Client Authorised Signatory | Signs the final acceptance/handover declaration | Human Employee</w:t>
       </w:r>
     </w:p>
     <w:p>
       <w:pPr>
-        <w:spacing w:after="80"/>
-      </w:pPr>
-      <w:r>
-        <w:rPr>
-          <w:b/>
-          <w:bCs/>
+        <w:spacing w:line="360" w:lineRule="auto" w:after="80"/>
+        <w:keepLines/>
+      </w:pPr>
+      <w:r>
+        <w:rPr>
+          <w:rFonts w:ascii="Times New Roman" w:hAnsi="Times New Roman" w:cs="Times New Roman"/>
+          <w:b/>
+          <w:bCs/>
+          <w:sz w:val="24"/>
+          <w:szCs w:val="24"/>
         </w:rPr>
         <w:t xml:space="preserve">🤖  Agentic Employee Roles</w:t>
       </w:r>
     </w:p>
     <w:p>
       <w:pPr>
-        <w:spacing w:after="80"/>
-      </w:pPr>
-      <w:r>
+        <w:spacing w:line="360" w:lineRule="auto" w:after="80"/>
+        <w:keepLines/>
+      </w:pPr>
+      <w:r>
+        <w:rPr>
+          <w:rFonts w:ascii="Times New Roman" w:hAnsi="Times New Roman" w:cs="Times New Roman"/>
+          <w:sz w:val="24"/>
+          <w:szCs w:val="24"/>
+        </w:rPr>
         <w:t xml:space="preserve">Agent | Responsibility | Type</w:t>
       </w:r>
     </w:p>
     <w:p>
       <w:pPr>
-        <w:spacing w:after="80"/>
-      </w:pPr>
-      <w:r>
+        <w:spacing w:line="360" w:lineRule="auto" w:after="80"/>
+        <w:keepLines/>
+      </w:pPr>
+      <w:r>
+        <w:rPr>
+          <w:rFonts w:ascii="Times New Roman" w:hAnsi="Times New Roman" w:cs="Times New Roman"/>
+          <w:sz w:val="24"/>
+          <w:szCs w:val="24"/>
+        </w:rPr>
         <w:t xml:space="preserve">Closure Report Agent | Drafts TPL-11 (Closure Report) from project records; submits for Dr. Gravesande review | Agentic Employee</w:t>
       </w:r>
     </w:p>
     <w:p>
       <w:pPr>
-        <w:spacing w:after="80"/>
-      </w:pPr>
-      <w:r>
+        <w:spacing w:line="360" w:lineRule="auto" w:after="80"/>
+        <w:keepLines/>
+      </w:pPr>
+      <w:r>
+        <w:rPr>
+          <w:rFonts w:ascii="Times New Roman" w:hAnsi="Times New Roman" w:cs="Times New Roman"/>
+          <w:sz w:val="24"/>
+          <w:szCs w:val="24"/>
+        </w:rPr>
         <w:t xml:space="preserve">Billing Agent | Triggers final invoice (SOP-08) upon receipt of closure sign-off signal | Agentic Employee</w:t>
       </w:r>
     </w:p>
     <w:p>
       <w:pPr>
-        <w:spacing w:after="80"/>
-      </w:pPr>
-      <w:r>
+        <w:spacing w:line="360" w:lineRule="auto" w:after="80"/>
+        <w:keepLines/>
+      </w:pPr>
+      <w:r>
+        <w:rPr>
+          <w:rFonts w:ascii="Times New Roman" w:hAnsi="Times New Roman" w:cs="Times New Roman"/>
+          <w:sz w:val="24"/>
+          <w:szCs w:val="24"/>
+        </w:rPr>
         <w:t xml:space="preserve">Renewal Scheduler Agent | Sets a calendar reminder at T-30 before `crm_clients.renewal_date` to trigger SOP-09 | Agentic Employee</w:t>
       </w:r>
     </w:p>
     <w:p>
       <w:pPr>
-        <w:spacing w:before="240" w:after="80"/>
-      </w:pPr>
-      <w:r>
-        <w:rPr>
+        <w:spacing w:line="360" w:lineRule="auto" w:before="240" w:after="80"/>
+        <w:keepLines/>
+      </w:pPr>
+      <w:r>
+        <w:rPr>
+          <w:rFonts w:ascii="Times New Roman" w:hAnsi="Times New Roman" w:cs="Times New Roman"/>
           <w:b/>
           <w:bCs/>
           <w:sz w:val="28"/>
@@ -704,85 +775,133 @@
     </w:p>
     <w:p>
       <w:pPr>
-        <w:spacing w:after="80"/>
-      </w:pPr>
-      <w:r>
-        <w:rPr>
-          <w:b/>
-          <w:bCs/>
+        <w:spacing w:line="360" w:lineRule="auto" w:after="80"/>
+        <w:keepLines/>
+      </w:pPr>
+      <w:r>
+        <w:rPr>
+          <w:rFonts w:ascii="Times New Roman" w:hAnsi="Times New Roman" w:cs="Times New Roman"/>
+          <w:b/>
+          <w:bCs/>
+          <w:sz w:val="24"/>
+          <w:szCs w:val="24"/>
         </w:rPr>
         <w:t xml:space="preserve">Term</w:t>
       </w:r>
       <w:r>
+        <w:rPr>
+          <w:rFonts w:ascii="Times New Roman" w:hAnsi="Times New Roman" w:cs="Times New Roman"/>
+          <w:sz w:val="24"/>
+          <w:szCs w:val="24"/>
+        </w:rPr>
         <w:t xml:space="preserve"> — Definition</w:t>
       </w:r>
     </w:p>
     <w:p>
       <w:pPr>
-        <w:spacing w:after="80"/>
-      </w:pPr>
-      <w:r>
-        <w:rPr>
-          <w:b/>
-          <w:bCs/>
+        <w:spacing w:line="360" w:lineRule="auto" w:after="80"/>
+        <w:keepLines/>
+      </w:pPr>
+      <w:r>
+        <w:rPr>
+          <w:rFonts w:ascii="Times New Roman" w:hAnsi="Times New Roman" w:cs="Times New Roman"/>
+          <w:b/>
+          <w:bCs/>
+          <w:sz w:val="24"/>
+          <w:szCs w:val="24"/>
         </w:rPr>
         <w:t xml:space="preserve">Project Closure</w:t>
       </w:r>
       <w:r>
+        <w:rPr>
+          <w:rFonts w:ascii="Times New Roman" w:hAnsi="Times New Roman" w:cs="Times New Roman"/>
+          <w:sz w:val="24"/>
+          <w:szCs w:val="24"/>
+        </w:rPr>
         <w:t xml:space="preserve"> — The formal end of the contracted scope — all deliverables submitted and accepted</w:t>
       </w:r>
     </w:p>
     <w:p>
       <w:pPr>
-        <w:spacing w:after="80"/>
-      </w:pPr>
-      <w:r>
-        <w:rPr>
-          <w:b/>
-          <w:bCs/>
+        <w:spacing w:line="360" w:lineRule="auto" w:after="80"/>
+        <w:keepLines/>
+      </w:pPr>
+      <w:r>
+        <w:rPr>
+          <w:rFonts w:ascii="Times New Roman" w:hAnsi="Times New Roman" w:cs="Times New Roman"/>
+          <w:b/>
+          <w:bCs/>
+          <w:sz w:val="24"/>
+          <w:szCs w:val="24"/>
         </w:rPr>
         <w:t xml:space="preserve">Handover</w:t>
       </w:r>
       <w:r>
+        <w:rPr>
+          <w:rFonts w:ascii="Times New Roman" w:hAnsi="Times New Roman" w:cs="Times New Roman"/>
+          <w:sz w:val="24"/>
+          <w:szCs w:val="24"/>
+        </w:rPr>
         <w:t xml:space="preserve"> — The process of transferring ownership of the delivered system to the client</w:t>
       </w:r>
     </w:p>
     <w:p>
       <w:pPr>
-        <w:spacing w:after="80"/>
-      </w:pPr>
-      <w:r>
-        <w:rPr>
-          <w:b/>
-          <w:bCs/>
+        <w:spacing w:line="360" w:lineRule="auto" w:after="80"/>
+        <w:keepLines/>
+      </w:pPr>
+      <w:r>
+        <w:rPr>
+          <w:rFonts w:ascii="Times New Roman" w:hAnsi="Times New Roman" w:cs="Times New Roman"/>
+          <w:b/>
+          <w:bCs/>
+          <w:sz w:val="24"/>
+          <w:szCs w:val="24"/>
         </w:rPr>
         <w:t xml:space="preserve">NPS</w:t>
       </w:r>
       <w:r>
+        <w:rPr>
+          <w:rFonts w:ascii="Times New Roman" w:hAnsi="Times New Roman" w:cs="Times New Roman"/>
+          <w:sz w:val="24"/>
+          <w:szCs w:val="24"/>
+        </w:rPr>
         <w:t xml:space="preserve"> — Net Promoter Score — a 0–10 rating of how likely the client is to recommend Preqal</w:t>
       </w:r>
     </w:p>
     <w:p>
       <w:pPr>
-        <w:spacing w:after="80"/>
-      </w:pPr>
-      <w:r>
-        <w:rPr>
-          <w:b/>
-          <w:bCs/>
+        <w:spacing w:line="360" w:lineRule="auto" w:after="80"/>
+        <w:keepLines/>
+      </w:pPr>
+      <w:r>
+        <w:rPr>
+          <w:rFonts w:ascii="Times New Roman" w:hAnsi="Times New Roman" w:cs="Times New Roman"/>
+          <w:b/>
+          <w:bCs/>
+          <w:sz w:val="24"/>
+          <w:szCs w:val="24"/>
         </w:rPr>
         <w:t xml:space="preserve">Lessons Learned</w:t>
       </w:r>
       <w:r>
+        <w:rPr>
+          <w:rFonts w:ascii="Times New Roman" w:hAnsi="Times New Roman" w:cs="Times New Roman"/>
+          <w:sz w:val="24"/>
+          <w:szCs w:val="24"/>
+        </w:rPr>
         <w:t xml:space="preserve"> — Documented reflection on what went well, what could be improved, and what to do differently next time</w:t>
       </w:r>
     </w:p>
     <w:p>
       <w:pPr>
-        <w:spacing w:before="240" w:after="80"/>
-      </w:pPr>
-      <w:r>
-        <w:rPr>
+        <w:spacing w:line="360" w:lineRule="auto" w:before="240" w:after="80"/>
+        <w:keepLines/>
+        <w:pageBreakBefore/>
+      </w:pPr>
+      <w:r>
+        <w:rPr>
+          <w:rFonts w:ascii="Times New Roman" w:hAnsi="Times New Roman" w:cs="Times New Roman"/>
           <w:b/>
           <w:bCs/>
           <w:sz w:val="28"/>
@@ -794,66 +913,112 @@
     </w:p>
     <w:p>
       <w:pPr>
-        <w:spacing w:after="80"/>
-      </w:pPr>
-      <w:r>
+        <w:spacing w:line="360" w:lineRule="auto" w:after="80"/>
+        <w:keepLines/>
+      </w:pPr>
+      <w:r>
+        <w:rPr>
+          <w:rFonts w:ascii="Times New Roman" w:hAnsi="Times New Roman" w:cs="Times New Roman"/>
+          <w:sz w:val="24"/>
+          <w:szCs w:val="24"/>
+        </w:rPr>
         <w:t xml:space="preserve">When all deliverables are submitted, Dr. Gravesande confirms with the client that all contracted outputs are complete and accepted. A formal Closure Report (TPL-11) is issued, covering what was built, what changed, and what the client should do next. The client signs a simple handover acceptance. The final invoice is issued. Lessons learned are logged. The renewal reminder is scheduled.</w:t>
       </w:r>
     </w:p>
     <w:p>
       <w:pPr>
-        <w:spacing w:after="80"/>
-      </w:pPr>
-      <w:r>
-        <w:rPr>
-          <w:b/>
-          <w:bCs/>
+        <w:spacing w:line="360" w:lineRule="auto" w:after="80"/>
+        <w:keepLines/>
+      </w:pPr>
+      <w:r>
+        <w:rPr>
+          <w:rFonts w:ascii="Times New Roman" w:hAnsi="Times New Roman" w:cs="Times New Roman"/>
+          <w:b/>
+          <w:bCs/>
+          <w:sz w:val="24"/>
+          <w:szCs w:val="24"/>
         </w:rPr>
         <w:t xml:space="preserve">6. Inputs</w:t>
       </w:r>
     </w:p>
     <w:p>
       <w:pPr>
-        <w:spacing w:after="60"/>
+        <w:spacing w:line="360" w:lineRule="auto" w:after="60"/>
+        <w:keepLines/>
         <w:ind w:left="720" w:hanging="360"/>
       </w:pPr>
       <w:r>
+        <w:rPr>
+          <w:rFonts w:ascii="Times New Roman" w:hAnsi="Times New Roman" w:cs="Times New Roman"/>
+          <w:sz w:val="24"/>
+          <w:szCs w:val="24"/>
+        </w:rPr>
         <w:t xml:space="preserve">•	</w:t>
       </w:r>
       <w:r>
+        <w:rPr>
+          <w:rFonts w:ascii="Times New Roman" w:hAnsi="Times New Roman" w:cs="Times New Roman"/>
+          <w:sz w:val="24"/>
+          <w:szCs w:val="24"/>
+        </w:rPr>
         <w:t xml:space="preserve">All contracted deliverables (confirmed submitted in SOP-06)</w:t>
       </w:r>
     </w:p>
     <w:p>
       <w:pPr>
-        <w:spacing w:after="60"/>
+        <w:spacing w:line="360" w:lineRule="auto" w:after="60"/>
+        <w:keepLines/>
         <w:ind w:left="720" w:hanging="360"/>
       </w:pPr>
       <w:r>
+        <w:rPr>
+          <w:rFonts w:ascii="Times New Roman" w:hAnsi="Times New Roman" w:cs="Times New Roman"/>
+          <w:sz w:val="24"/>
+          <w:szCs w:val="24"/>
+        </w:rPr>
         <w:t xml:space="preserve">•	</w:t>
       </w:r>
       <w:r>
+        <w:rPr>
+          <w:rFonts w:ascii="Times New Roman" w:hAnsi="Times New Roman" w:cs="Times New Roman"/>
+          <w:sz w:val="24"/>
+          <w:szCs w:val="24"/>
+        </w:rPr>
         <w:t xml:space="preserve">Project notes and status reports from SOP-06</w:t>
       </w:r>
     </w:p>
     <w:p>
       <w:pPr>
-        <w:spacing w:after="60"/>
+        <w:spacing w:line="360" w:lineRule="auto" w:after="60"/>
+        <w:keepLines/>
         <w:ind w:left="720" w:hanging="360"/>
       </w:pPr>
       <w:r>
+        <w:rPr>
+          <w:rFonts w:ascii="Times New Roman" w:hAnsi="Times New Roman" w:cs="Times New Roman"/>
+          <w:sz w:val="24"/>
+          <w:szCs w:val="24"/>
+        </w:rPr>
         <w:t xml:space="preserve">•	</w:t>
       </w:r>
       <w:r>
+        <w:rPr>
+          <w:rFonts w:ascii="Times New Roman" w:hAnsi="Times New Roman" w:cs="Times New Roman"/>
+          <w:sz w:val="24"/>
+          <w:szCs w:val="24"/>
+        </w:rPr>
         <w:t xml:space="preserve">CRM record with `pipeline_stage = Review`</w:t>
       </w:r>
     </w:p>
     <w:p>
       <w:pPr>
-        <w:spacing w:before="240" w:after="80"/>
-      </w:pPr>
-      <w:r>
-        <w:rPr>
+        <w:spacing w:line="360" w:lineRule="auto" w:before="240" w:after="80"/>
+        <w:keepLines/>
+        <w:pageBreakBefore/>
+      </w:pPr>
+      <w:r>
+        <w:rPr>
+          <w:rFonts w:ascii="Times New Roman" w:hAnsi="Times New Roman" w:cs="Times New Roman"/>
           <w:b/>
           <w:bCs/>
           <w:sz w:val="28"/>
@@ -865,153 +1030,258 @@
     </w:p>
     <w:p>
       <w:pPr>
-        <w:spacing w:after="80"/>
-      </w:pPr>
-      <w:r>
-        <w:rPr>
-          <w:b/>
-          <w:bCs/>
+        <w:spacing w:line="360" w:lineRule="auto" w:after="80"/>
+        <w:keepLines/>
+      </w:pPr>
+      <w:r>
+        <w:rPr>
+          <w:rFonts w:ascii="Times New Roman" w:hAnsi="Times New Roman" w:cs="Times New Roman"/>
+          <w:b/>
+          <w:bCs/>
+          <w:sz w:val="24"/>
+          <w:szCs w:val="24"/>
         </w:rPr>
         <w:t xml:space="preserve">Step 1 — Confirm All Deliverables Submitted</w:t>
       </w:r>
     </w:p>
     <w:p>
       <w:pPr>
-        <w:spacing w:after="80"/>
-      </w:pPr>
-      <w:r>
-        <w:rPr>
-          <w:b/>
-          <w:bCs/>
+        <w:spacing w:line="360" w:lineRule="auto" w:after="80"/>
+        <w:keepLines/>
+      </w:pPr>
+      <w:r>
+        <w:rPr>
+          <w:rFonts w:ascii="Times New Roman" w:hAnsi="Times New Roman" w:cs="Times New Roman"/>
+          <w:b/>
+          <w:bCs/>
+          <w:sz w:val="24"/>
+          <w:szCs w:val="24"/>
         </w:rPr>
         <w:t xml:space="preserve">1.1.  </w:t>
       </w:r>
       <w:r>
+        <w:rPr>
+          <w:rFonts w:ascii="Times New Roman" w:hAnsi="Times New Roman" w:cs="Times New Roman"/>
+          <w:sz w:val="24"/>
+          <w:szCs w:val="24"/>
+        </w:rPr>
         <w:t xml:space="preserve">Review the contracted scope (from TPL-03) item by item.</w:t>
       </w:r>
     </w:p>
     <w:p>
       <w:pPr>
-        <w:spacing w:after="80"/>
-      </w:pPr>
-      <w:r>
-        <w:rPr>
-          <w:b/>
-          <w:bCs/>
+        <w:spacing w:line="360" w:lineRule="auto" w:after="80"/>
+        <w:keepLines/>
+      </w:pPr>
+      <w:r>
+        <w:rPr>
+          <w:rFonts w:ascii="Times New Roman" w:hAnsi="Times New Roman" w:cs="Times New Roman"/>
+          <w:b/>
+          <w:bCs/>
+          <w:sz w:val="24"/>
+          <w:szCs w:val="24"/>
         </w:rPr>
         <w:t xml:space="preserve">1.2.  </w:t>
       </w:r>
       <w:r>
+        <w:rPr>
+          <w:rFonts w:ascii="Times New Roman" w:hAnsi="Times New Roman" w:cs="Times New Roman"/>
+          <w:sz w:val="24"/>
+          <w:szCs w:val="24"/>
+        </w:rPr>
         <w:t xml:space="preserve">For each deliverable: confirm it was submitted, confirm client received it, confirm no outstanding revisions.</w:t>
       </w:r>
     </w:p>
     <w:p>
       <w:pPr>
-        <w:spacing w:after="80"/>
-      </w:pPr>
-      <w:r>
-        <w:rPr>
-          <w:b/>
-          <w:bCs/>
+        <w:spacing w:line="360" w:lineRule="auto" w:after="80"/>
+        <w:keepLines/>
+      </w:pPr>
+      <w:r>
+        <w:rPr>
+          <w:rFonts w:ascii="Times New Roman" w:hAnsi="Times New Roman" w:cs="Times New Roman"/>
+          <w:b/>
+          <w:bCs/>
+          <w:sz w:val="24"/>
+          <w:szCs w:val="24"/>
         </w:rPr>
         <w:t xml:space="preserve">1.3.  </w:t>
       </w:r>
       <w:r>
+        <w:rPr>
+          <w:rFonts w:ascii="Times New Roman" w:hAnsi="Times New Roman" w:cs="Times New Roman"/>
+          <w:sz w:val="24"/>
+          <w:szCs w:val="24"/>
+        </w:rPr>
         <w:t xml:space="preserve">If any item is outstanding: resolve it before proceeding. Do NOT issue a Closure Report while deliverables are pending.</w:t>
       </w:r>
     </w:p>
     <w:p>
       <w:pPr>
-        <w:spacing w:after="80"/>
-      </w:pPr>
-      <w:r>
-        <w:rPr>
-          <w:b/>
-          <w:bCs/>
+        <w:spacing w:line="360" w:lineRule="auto" w:after="80"/>
+        <w:keepLines/>
+      </w:pPr>
+      <w:r>
+        <w:rPr>
+          <w:rFonts w:ascii="Times New Roman" w:hAnsi="Times New Roman" w:cs="Times New Roman"/>
+          <w:b/>
+          <w:bCs/>
+          <w:sz w:val="24"/>
+          <w:szCs w:val="24"/>
         </w:rPr>
         <w:t xml:space="preserve">8. Outputs</w:t>
       </w:r>
     </w:p>
     <w:p>
       <w:pPr>
-        <w:spacing w:after="60"/>
+        <w:spacing w:line="360" w:lineRule="auto" w:after="60"/>
+        <w:keepLines/>
         <w:ind w:left="720" w:hanging="360"/>
       </w:pPr>
       <w:r>
+        <w:rPr>
+          <w:rFonts w:ascii="Times New Roman" w:hAnsi="Times New Roman" w:cs="Times New Roman"/>
+          <w:sz w:val="24"/>
+          <w:szCs w:val="24"/>
+        </w:rPr>
         <w:t xml:space="preserve">•	</w:t>
       </w:r>
       <w:r>
+        <w:rPr>
+          <w:rFonts w:ascii="Times New Roman" w:hAnsi="Times New Roman" w:cs="Times New Roman"/>
+          <w:sz w:val="24"/>
+          <w:szCs w:val="24"/>
+        </w:rPr>
         <w:t xml:space="preserve">Signed Closure Report sent to client</w:t>
       </w:r>
     </w:p>
     <w:p>
       <w:pPr>
-        <w:spacing w:after="60"/>
+        <w:spacing w:line="360" w:lineRule="auto" w:after="60"/>
+        <w:keepLines/>
         <w:ind w:left="720" w:hanging="360"/>
       </w:pPr>
       <w:r>
+        <w:rPr>
+          <w:rFonts w:ascii="Times New Roman" w:hAnsi="Times New Roman" w:cs="Times New Roman"/>
+          <w:sz w:val="24"/>
+          <w:szCs w:val="24"/>
+        </w:rPr>
         <w:t xml:space="preserve">•	</w:t>
       </w:r>
       <w:r>
+        <w:rPr>
+          <w:rFonts w:ascii="Times New Roman" w:hAnsi="Times New Roman" w:cs="Times New Roman"/>
+          <w:sz w:val="24"/>
+          <w:szCs w:val="24"/>
+        </w:rPr>
         <w:t xml:space="preserve">Written handover acceptance filed</w:t>
       </w:r>
     </w:p>
     <w:p>
       <w:pPr>
-        <w:spacing w:after="60"/>
+        <w:spacing w:line="360" w:lineRule="auto" w:after="60"/>
+        <w:keepLines/>
         <w:ind w:left="720" w:hanging="360"/>
       </w:pPr>
       <w:r>
+        <w:rPr>
+          <w:rFonts w:ascii="Times New Roman" w:hAnsi="Times New Roman" w:cs="Times New Roman"/>
+          <w:sz w:val="24"/>
+          <w:szCs w:val="24"/>
+        </w:rPr>
         <w:t xml:space="preserve">•	</w:t>
       </w:r>
       <w:r>
+        <w:rPr>
+          <w:rFonts w:ascii="Times New Roman" w:hAnsi="Times New Roman" w:cs="Times New Roman"/>
+          <w:sz w:val="24"/>
+          <w:szCs w:val="24"/>
+        </w:rPr>
         <w:t xml:space="preserve">Final invoice issued (triggers SOP-08)</w:t>
       </w:r>
     </w:p>
     <w:p>
       <w:pPr>
-        <w:spacing w:after="60"/>
+        <w:spacing w:line="360" w:lineRule="auto" w:after="60"/>
+        <w:keepLines/>
         <w:ind w:left="720" w:hanging="360"/>
       </w:pPr>
       <w:r>
+        <w:rPr>
+          <w:rFonts w:ascii="Times New Roman" w:hAnsi="Times New Roman" w:cs="Times New Roman"/>
+          <w:sz w:val="24"/>
+          <w:szCs w:val="24"/>
+        </w:rPr>
         <w:t xml:space="preserve">•	</w:t>
       </w:r>
       <w:r>
+        <w:rPr>
+          <w:rFonts w:ascii="Times New Roman" w:hAnsi="Times New Roman" w:cs="Times New Roman"/>
+          <w:sz w:val="24"/>
+          <w:szCs w:val="24"/>
+        </w:rPr>
         <w:t xml:space="preserve">Lessons learned logged internally</w:t>
       </w:r>
     </w:p>
     <w:p>
       <w:pPr>
-        <w:spacing w:after="60"/>
+        <w:spacing w:line="360" w:lineRule="auto" w:after="60"/>
+        <w:keepLines/>
         <w:ind w:left="720" w:hanging="360"/>
       </w:pPr>
       <w:r>
+        <w:rPr>
+          <w:rFonts w:ascii="Times New Roman" w:hAnsi="Times New Roman" w:cs="Times New Roman"/>
+          <w:sz w:val="24"/>
+          <w:szCs w:val="24"/>
+        </w:rPr>
         <w:t xml:space="preserve">•	</w:t>
       </w:r>
       <w:r>
+        <w:rPr>
+          <w:rFonts w:ascii="Times New Roman" w:hAnsi="Times New Roman" w:cs="Times New Roman"/>
+          <w:sz w:val="24"/>
+          <w:szCs w:val="24"/>
+        </w:rPr>
         <w:t xml:space="preserve">CRM: `pipeline_stage = Closed`</w:t>
       </w:r>
     </w:p>
     <w:p>
       <w:pPr>
-        <w:spacing w:after="60"/>
+        <w:spacing w:line="360" w:lineRule="auto" w:after="60"/>
+        <w:keepLines/>
         <w:ind w:left="720" w:hanging="360"/>
       </w:pPr>
       <w:r>
+        <w:rPr>
+          <w:rFonts w:ascii="Times New Roman" w:hAnsi="Times New Roman" w:cs="Times New Roman"/>
+          <w:sz w:val="24"/>
+          <w:szCs w:val="24"/>
+        </w:rPr>
         <w:t xml:space="preserve">•	</w:t>
       </w:r>
       <w:r>
+        <w:rPr>
+          <w:rFonts w:ascii="Times New Roman" w:hAnsi="Times New Roman" w:cs="Times New Roman"/>
+          <w:sz w:val="24"/>
+          <w:szCs w:val="24"/>
+        </w:rPr>
         <w:t xml:space="preserve">Renewal reminder scheduled</w:t>
       </w:r>
     </w:p>
     <w:p>
       <w:pPr>
-        <w:spacing w:after="80"/>
-      </w:pPr>
-      <w:r>
-        <w:rPr>
-          <w:b/>
-          <w:bCs/>
+        <w:spacing w:line="360" w:lineRule="auto" w:after="80"/>
+        <w:keepLines/>
+      </w:pPr>
+      <w:r>
+        <w:rPr>
+          <w:rFonts w:ascii="Times New Roman" w:hAnsi="Times New Roman" w:cs="Times New Roman"/>
+          <w:b/>
+          <w:bCs/>
+          <w:sz w:val="24"/>
+          <w:szCs w:val="24"/>
         </w:rPr>
         <w:t xml:space="preserve">9. Quality Controls &amp; KPIs</w:t>
       </w:r>
@@ -1035,12 +1305,16 @@
           </w:tcPr>
           <w:p>
             <w:pPr>
-              <w:spacing w:after="0"/>
-            </w:pPr>
-            <w:r>
-              <w:rPr>
-                <w:b/>
-                <w:bCs/>
+              <w:spacing w:line="360" w:lineRule="auto" w:after="0"/>
+              <w:keepLines/>
+            </w:pPr>
+            <w:r>
+              <w:rPr>
+                <w:rFonts w:ascii="Times New Roman" w:hAnsi="Times New Roman" w:cs="Times New Roman"/>
+                <w:b/>
+                <w:bCs/>
+                <w:sz w:val="24"/>
+                <w:szCs w:val="24"/>
               </w:rPr>
               <w:t xml:space="preserve">Metric</w:t>
             </w:r>
@@ -1052,12 +1326,16 @@
           </w:tcPr>
           <w:p>
             <w:pPr>
-              <w:spacing w:after="0"/>
-            </w:pPr>
-            <w:r>
-              <w:rPr>
-                <w:b/>
-                <w:bCs/>
+              <w:spacing w:line="360" w:lineRule="auto" w:after="0"/>
+              <w:keepLines/>
+            </w:pPr>
+            <w:r>
+              <w:rPr>
+                <w:rFonts w:ascii="Times New Roman" w:hAnsi="Times New Roman" w:cs="Times New Roman"/>
+                <w:b/>
+                <w:bCs/>
+                <w:sz w:val="24"/>
+                <w:szCs w:val="24"/>
               </w:rPr>
               <w:t xml:space="preserve">Target</w:t>
             </w:r>
@@ -1069,12 +1347,16 @@
           </w:tcPr>
           <w:p>
             <w:pPr>
-              <w:spacing w:after="0"/>
-            </w:pPr>
-            <w:r>
-              <w:rPr>
-                <w:b/>
-                <w:bCs/>
+              <w:spacing w:line="360" w:lineRule="auto" w:after="0"/>
+              <w:keepLines/>
+            </w:pPr>
+            <w:r>
+              <w:rPr>
+                <w:rFonts w:ascii="Times New Roman" w:hAnsi="Times New Roman" w:cs="Times New Roman"/>
+                <w:b/>
+                <w:bCs/>
+                <w:sz w:val="24"/>
+                <w:szCs w:val="24"/>
               </w:rPr>
               <w:t xml:space="preserve">Review Frequency</w:t>
             </w:r>
@@ -1088,12 +1370,16 @@
           </w:tcPr>
           <w:p>
             <w:pPr>
-              <w:spacing w:after="0"/>
-            </w:pPr>
-            <w:r>
-              <w:rPr>
-                <w:b/>
-                <w:bCs/>
+              <w:spacing w:line="360" w:lineRule="auto" w:after="0"/>
+              <w:keepLines/>
+            </w:pPr>
+            <w:r>
+              <w:rPr>
+                <w:rFonts w:ascii="Times New Roman" w:hAnsi="Times New Roman" w:cs="Times New Roman"/>
+                <w:b/>
+                <w:bCs/>
+                <w:sz w:val="24"/>
+                <w:szCs w:val="24"/>
               </w:rPr>
               <w:t xml:space="preserve">Closure Report issued within 5 days of final deliverable</w:t>
             </w:r>
@@ -1105,12 +1391,16 @@
           </w:tcPr>
           <w:p>
             <w:pPr>
-              <w:spacing w:after="0"/>
-            </w:pPr>
-            <w:r>
-              <w:rPr>
-                <w:b/>
-                <w:bCs/>
+              <w:spacing w:line="360" w:lineRule="auto" w:after="0"/>
+              <w:keepLines/>
+            </w:pPr>
+            <w:r>
+              <w:rPr>
+                <w:rFonts w:ascii="Times New Roman" w:hAnsi="Times New Roman" w:cs="Times New Roman"/>
+                <w:b/>
+                <w:bCs/>
+                <w:sz w:val="24"/>
+                <w:szCs w:val="24"/>
               </w:rPr>
               <w:t xml:space="preserve">100%</w:t>
             </w:r>
@@ -1122,12 +1412,16 @@
           </w:tcPr>
           <w:p>
             <w:pPr>
-              <w:spacing w:after="0"/>
-            </w:pPr>
-            <w:r>
-              <w:rPr>
-                <w:b/>
-                <w:bCs/>
+              <w:spacing w:line="360" w:lineRule="auto" w:after="0"/>
+              <w:keepLines/>
+            </w:pPr>
+            <w:r>
+              <w:rPr>
+                <w:rFonts w:ascii="Times New Roman" w:hAnsi="Times New Roman" w:cs="Times New Roman"/>
+                <w:b/>
+                <w:bCs/>
+                <w:sz w:val="24"/>
+                <w:szCs w:val="24"/>
               </w:rPr>
               <w:t xml:space="preserve">Per project</w:t>
             </w:r>
@@ -1141,12 +1435,16 @@
           </w:tcPr>
           <w:p>
             <w:pPr>
-              <w:spacing w:after="0"/>
-            </w:pPr>
-            <w:r>
-              <w:rPr>
-                <w:b/>
-                <w:bCs/>
+              <w:spacing w:line="360" w:lineRule="auto" w:after="0"/>
+              <w:keepLines/>
+            </w:pPr>
+            <w:r>
+              <w:rPr>
+                <w:rFonts w:ascii="Times New Roman" w:hAnsi="Times New Roman" w:cs="Times New Roman"/>
+                <w:b/>
+                <w:bCs/>
+                <w:sz w:val="24"/>
+                <w:szCs w:val="24"/>
               </w:rPr>
               <w:t xml:space="preserve">NPS collected</w:t>
             </w:r>
@@ -1158,12 +1456,16 @@
           </w:tcPr>
           <w:p>
             <w:pPr>
-              <w:spacing w:after="0"/>
-            </w:pPr>
-            <w:r>
-              <w:rPr>
-                <w:b/>
-                <w:bCs/>
+              <w:spacing w:line="360" w:lineRule="auto" w:after="0"/>
+              <w:keepLines/>
+            </w:pPr>
+            <w:r>
+              <w:rPr>
+                <w:rFonts w:ascii="Times New Roman" w:hAnsi="Times New Roman" w:cs="Times New Roman"/>
+                <w:b/>
+                <w:bCs/>
+                <w:sz w:val="24"/>
+                <w:szCs w:val="24"/>
               </w:rPr>
               <w:t xml:space="preserve">100% of projects</w:t>
             </w:r>
@@ -1175,12 +1477,16 @@
           </w:tcPr>
           <w:p>
             <w:pPr>
-              <w:spacing w:after="0"/>
-            </w:pPr>
-            <w:r>
-              <w:rPr>
-                <w:b/>
-                <w:bCs/>
+              <w:spacing w:line="360" w:lineRule="auto" w:after="0"/>
+              <w:keepLines/>
+            </w:pPr>
+            <w:r>
+              <w:rPr>
+                <w:rFonts w:ascii="Times New Roman" w:hAnsi="Times New Roman" w:cs="Times New Roman"/>
+                <w:b/>
+                <w:bCs/>
+                <w:sz w:val="24"/>
+                <w:szCs w:val="24"/>
               </w:rPr>
               <w:t xml:space="preserve">Per project</w:t>
             </w:r>
@@ -1194,12 +1500,16 @@
           </w:tcPr>
           <w:p>
             <w:pPr>
-              <w:spacing w:after="0"/>
-            </w:pPr>
-            <w:r>
-              <w:rPr>
-                <w:b/>
-                <w:bCs/>
+              <w:spacing w:line="360" w:lineRule="auto" w:after="0"/>
+              <w:keepLines/>
+            </w:pPr>
+            <w:r>
+              <w:rPr>
+                <w:rFonts w:ascii="Times New Roman" w:hAnsi="Times New Roman" w:cs="Times New Roman"/>
+                <w:b/>
+                <w:bCs/>
+                <w:sz w:val="24"/>
+                <w:szCs w:val="24"/>
               </w:rPr>
               <w:t xml:space="preserve">Average NPS</w:t>
             </w:r>
@@ -1211,12 +1521,16 @@
           </w:tcPr>
           <w:p>
             <w:pPr>
-              <w:spacing w:after="0"/>
-            </w:pPr>
-            <w:r>
-              <w:rPr>
-                <w:b/>
-                <w:bCs/>
+              <w:spacing w:line="360" w:lineRule="auto" w:after="0"/>
+              <w:keepLines/>
+            </w:pPr>
+            <w:r>
+              <w:rPr>
+                <w:rFonts w:ascii="Times New Roman" w:hAnsi="Times New Roman" w:cs="Times New Roman"/>
+                <w:b/>
+                <w:bCs/>
+                <w:sz w:val="24"/>
+                <w:szCs w:val="24"/>
               </w:rPr>
               <w:t xml:space="preserve">≥ 8</w:t>
             </w:r>
@@ -1228,12 +1542,16 @@
           </w:tcPr>
           <w:p>
             <w:pPr>
-              <w:spacing w:after="0"/>
-            </w:pPr>
-            <w:r>
-              <w:rPr>
-                <w:b/>
-                <w:bCs/>
+              <w:spacing w:line="360" w:lineRule="auto" w:after="0"/>
+              <w:keepLines/>
+            </w:pPr>
+            <w:r>
+              <w:rPr>
+                <w:rFonts w:ascii="Times New Roman" w:hAnsi="Times New Roman" w:cs="Times New Roman"/>
+                <w:b/>
+                <w:bCs/>
+                <w:sz w:val="24"/>
+                <w:szCs w:val="24"/>
               </w:rPr>
               <w:t xml:space="preserve">Quarterly</w:t>
             </w:r>
@@ -1247,12 +1565,16 @@
           </w:tcPr>
           <w:p>
             <w:pPr>
-              <w:spacing w:after="0"/>
-            </w:pPr>
-            <w:r>
-              <w:rPr>
-                <w:b/>
-                <w:bCs/>
+              <w:spacing w:line="360" w:lineRule="auto" w:after="0"/>
+              <w:keepLines/>
+            </w:pPr>
+            <w:r>
+              <w:rPr>
+                <w:rFonts w:ascii="Times New Roman" w:hAnsi="Times New Roman" w:cs="Times New Roman"/>
+                <w:b/>
+                <w:bCs/>
+                <w:sz w:val="24"/>
+                <w:szCs w:val="24"/>
               </w:rPr>
               <w:t xml:space="preserve">Referral requests made</w:t>
             </w:r>
@@ -1264,12 +1586,16 @@
           </w:tcPr>
           <w:p>
             <w:pPr>
-              <w:spacing w:after="0"/>
-            </w:pPr>
-            <w:r>
-              <w:rPr>
-                <w:b/>
-                <w:bCs/>
+              <w:spacing w:line="360" w:lineRule="auto" w:after="0"/>
+              <w:keepLines/>
+            </w:pPr>
+            <w:r>
+              <w:rPr>
+                <w:rFonts w:ascii="Times New Roman" w:hAnsi="Times New Roman" w:cs="Times New Roman"/>
+                <w:b/>
+                <w:bCs/>
+                <w:sz w:val="24"/>
+                <w:szCs w:val="24"/>
               </w:rPr>
               <w:t xml:space="preserve">100% of projects</w:t>
             </w:r>
@@ -1281,12 +1607,16 @@
           </w:tcPr>
           <w:p>
             <w:pPr>
-              <w:spacing w:after="0"/>
-            </w:pPr>
-            <w:r>
-              <w:rPr>
-                <w:b/>
-                <w:bCs/>
+              <w:spacing w:line="360" w:lineRule="auto" w:after="0"/>
+              <w:keepLines/>
+            </w:pPr>
+            <w:r>
+              <w:rPr>
+                <w:rFonts w:ascii="Times New Roman" w:hAnsi="Times New Roman" w:cs="Times New Roman"/>
+                <w:b/>
+                <w:bCs/>
+                <w:sz w:val="24"/>
+                <w:szCs w:val="24"/>
               </w:rPr>
               <w:t xml:space="preserve">Per project</w:t>
             </w:r>
@@ -1300,12 +1630,16 @@
           </w:tcPr>
           <w:p>
             <w:pPr>
-              <w:spacing w:after="0"/>
-            </w:pPr>
-            <w:r>
-              <w:rPr>
-                <w:b/>
-                <w:bCs/>
+              <w:spacing w:line="360" w:lineRule="auto" w:after="0"/>
+              <w:keepLines/>
+            </w:pPr>
+            <w:r>
+              <w:rPr>
+                <w:rFonts w:ascii="Times New Roman" w:hAnsi="Times New Roman" w:cs="Times New Roman"/>
+                <w:b/>
+                <w:bCs/>
+                <w:sz w:val="24"/>
+                <w:szCs w:val="24"/>
               </w:rPr>
               <w:t xml:space="preserve">Renewal reminder scheduled</w:t>
             </w:r>
@@ -1317,12 +1651,16 @@
           </w:tcPr>
           <w:p>
             <w:pPr>
-              <w:spacing w:after="0"/>
-            </w:pPr>
-            <w:r>
-              <w:rPr>
-                <w:b/>
-                <w:bCs/>
+              <w:spacing w:line="360" w:lineRule="auto" w:after="0"/>
+              <w:keepLines/>
+            </w:pPr>
+            <w:r>
+              <w:rPr>
+                <w:rFonts w:ascii="Times New Roman" w:hAnsi="Times New Roman" w:cs="Times New Roman"/>
+                <w:b/>
+                <w:bCs/>
+                <w:sz w:val="24"/>
+                <w:szCs w:val="24"/>
               </w:rPr>
               <w:t xml:space="preserve">100% of projects</w:t>
             </w:r>
@@ -1334,12 +1672,16 @@
           </w:tcPr>
           <w:p>
             <w:pPr>
-              <w:spacing w:after="0"/>
-            </w:pPr>
-            <w:r>
-              <w:rPr>
-                <w:b/>
-                <w:bCs/>
+              <w:spacing w:line="360" w:lineRule="auto" w:after="0"/>
+              <w:keepLines/>
+            </w:pPr>
+            <w:r>
+              <w:rPr>
+                <w:rFonts w:ascii="Times New Roman" w:hAnsi="Times New Roman" w:cs="Times New Roman"/>
+                <w:b/>
+                <w:bCs/>
+                <w:sz w:val="24"/>
+                <w:szCs w:val="24"/>
               </w:rPr>
               <w:t xml:space="preserve">Per project</w:t>
             </w:r>
@@ -1353,12 +1695,16 @@
           </w:tcPr>
           <w:p>
             <w:pPr>
-              <w:spacing w:after="0"/>
-            </w:pPr>
-            <w:r>
-              <w:rPr>
-                <w:b/>
-                <w:bCs/>
+              <w:spacing w:line="360" w:lineRule="auto" w:after="0"/>
+              <w:keepLines/>
+            </w:pPr>
+            <w:r>
+              <w:rPr>
+                <w:rFonts w:ascii="Times New Roman" w:hAnsi="Times New Roman" w:cs="Times New Roman"/>
+                <w:b/>
+                <w:bCs/>
+                <w:sz w:val="24"/>
+                <w:szCs w:val="24"/>
               </w:rPr>
               <w:t xml:space="preserve">Lessons learned documented</w:t>
             </w:r>
@@ -1370,12 +1716,16 @@
           </w:tcPr>
           <w:p>
             <w:pPr>
-              <w:spacing w:after="0"/>
-            </w:pPr>
-            <w:r>
-              <w:rPr>
-                <w:b/>
-                <w:bCs/>
+              <w:spacing w:line="360" w:lineRule="auto" w:after="0"/>
+              <w:keepLines/>
+            </w:pPr>
+            <w:r>
+              <w:rPr>
+                <w:rFonts w:ascii="Times New Roman" w:hAnsi="Times New Roman" w:cs="Times New Roman"/>
+                <w:b/>
+                <w:bCs/>
+                <w:sz w:val="24"/>
+                <w:szCs w:val="24"/>
               </w:rPr>
               <w:t xml:space="preserve">100% of projects</w:t>
             </w:r>
@@ -1387,12 +1737,16 @@
           </w:tcPr>
           <w:p>
             <w:pPr>
-              <w:spacing w:after="0"/>
-            </w:pPr>
-            <w:r>
-              <w:rPr>
-                <w:b/>
-                <w:bCs/>
+              <w:spacing w:line="360" w:lineRule="auto" w:after="0"/>
+              <w:keepLines/>
+            </w:pPr>
+            <w:r>
+              <w:rPr>
+                <w:rFonts w:ascii="Times New Roman" w:hAnsi="Times New Roman" w:cs="Times New Roman"/>
+                <w:b/>
+                <w:bCs/>
+                <w:sz w:val="24"/>
+                <w:szCs w:val="24"/>
               </w:rPr>
               <w:t xml:space="preserve">Per project</w:t>
             </w:r>
@@ -1402,52 +1756,77 @@
     </w:tbl>
     <w:p>
       <w:pPr>
-        <w:spacing w:after="80"/>
-      </w:pPr>
-      <w:r>
-        <w:rPr>
-          <w:b/>
-          <w:bCs/>
+        <w:spacing w:line="360" w:lineRule="auto" w:after="80"/>
+        <w:keepLines/>
+      </w:pPr>
+      <w:r>
+        <w:rPr>
+          <w:rFonts w:ascii="Times New Roman" w:hAnsi="Times New Roman" w:cs="Times New Roman"/>
+          <w:b/>
+          <w:bCs/>
+          <w:sz w:val="24"/>
+          <w:szCs w:val="24"/>
         </w:rPr>
         <w:t xml:space="preserve">10. Non-Conformance Handling</w:t>
       </w:r>
     </w:p>
     <w:p>
       <w:pPr>
-        <w:spacing w:after="80"/>
-      </w:pPr>
-      <w:r>
-        <w:rPr>
-          <w:b/>
-          <w:bCs/>
+        <w:spacing w:line="360" w:lineRule="auto" w:after="80"/>
+        <w:keepLines/>
+      </w:pPr>
+      <w:r>
+        <w:rPr>
+          <w:rFonts w:ascii="Times New Roman" w:hAnsi="Times New Roman" w:cs="Times New Roman"/>
+          <w:b/>
+          <w:bCs/>
+          <w:sz w:val="24"/>
+          <w:szCs w:val="24"/>
         </w:rPr>
         <w:t xml:space="preserve">Client refuses to sign handover acceptance:</w:t>
       </w:r>
       <w:r>
+        <w:rPr>
+          <w:rFonts w:ascii="Times New Roman" w:hAnsi="Times New Roman" w:cs="Times New Roman"/>
+          <w:sz w:val="24"/>
+          <w:szCs w:val="24"/>
+        </w:rPr>
         <w:t xml:space="preserve">: Investigate — are there outstanding concerns? Address them. If client is satisfied but simply won't sign, send a closing email summarising all delivered work and note: "Your silence within 5 business days will be taken as acceptance of the deliverables as described."</w:t>
       </w:r>
     </w:p>
     <w:p>
       <w:pPr>
-        <w:spacing w:after="80"/>
-      </w:pPr>
-      <w:r>
-        <w:rPr>
-          <w:b/>
-          <w:bCs/>
+        <w:spacing w:line="360" w:lineRule="auto" w:after="80"/>
+        <w:keepLines/>
+      </w:pPr>
+      <w:r>
+        <w:rPr>
+          <w:rFonts w:ascii="Times New Roman" w:hAnsi="Times New Roman" w:cs="Times New Roman"/>
+          <w:b/>
+          <w:bCs/>
+          <w:sz w:val="24"/>
+          <w:szCs w:val="24"/>
         </w:rPr>
         <w:t xml:space="preserve">NPS of 6 or below:</w:t>
       </w:r>
       <w:r>
+        <w:rPr>
+          <w:rFonts w:ascii="Times New Roman" w:hAnsi="Times New Roman" w:cs="Times New Roman"/>
+          <w:sz w:val="24"/>
+          <w:szCs w:val="24"/>
+        </w:rPr>
         <w:t xml:space="preserve">: Mandatory root cause analysis within 7 days. Follow up with client to understand specific dissatisfaction. Log corrective action in REG-06.</w:t>
       </w:r>
     </w:p>
     <w:p>
       <w:pPr>
-        <w:spacing w:before="240" w:after="80"/>
-      </w:pPr>
-      <w:r>
-        <w:rPr>
+        <w:spacing w:line="360" w:lineRule="auto" w:before="240" w:after="80"/>
+        <w:keepLines/>
+        <w:pageBreakBefore/>
+      </w:pPr>
+      <w:r>
+        <w:rPr>
+          <w:rFonts w:ascii="Times New Roman" w:hAnsi="Times New Roman" w:cs="Times New Roman"/>
           <w:b/>
           <w:bCs/>
           <w:sz w:val="28"/>
@@ -1460,10 +1839,12 @@
     <w:p/>
     <w:p>
       <w:pPr>
-        <w:spacing w:before="240" w:after="80"/>
-      </w:pPr>
-      <w:r>
-        <w:rPr>
+        <w:spacing w:line="360" w:lineRule="auto" w:before="240" w:after="80"/>
+        <w:keepLines/>
+      </w:pPr>
+      <w:r>
+        <w:rPr>
+          <w:rFonts w:ascii="Times New Roman" w:hAnsi="Times New Roman" w:cs="Times New Roman"/>
           <w:b/>
           <w:bCs/>
           <w:sz w:val="28"/>

--- a/public/ims/PRO-08-PROJECT-CLOSURE.docx
+++ b/public/ims/PRO-08-PROJECT-CLOSURE.docx
@@ -548,7 +548,7 @@
     </w:tbl>
     <w:p>
       <w:pPr>
-        <w:spacing w:line="360" w:lineRule="auto" w:before="240" w:after="80"/>
+        <w:spacing w:line="276" w:lineRule="auto" w:before="120" w:after="40"/>
         <w:keepLines/>
         <w:pageBreakBefore/>
       </w:pPr>
@@ -566,7 +566,7 @@
     </w:p>
     <w:p>
       <w:pPr>
-        <w:spacing w:line="360" w:lineRule="auto" w:after="80"/>
+        <w:spacing w:line="276" w:lineRule="auto" w:after="40"/>
         <w:keepLines/>
       </w:pPr>
       <w:r>
@@ -580,7 +580,7 @@
     </w:p>
     <w:p>
       <w:pPr>
-        <w:spacing w:line="360" w:lineRule="auto" w:before="240" w:after="80"/>
+        <w:spacing w:line="276" w:lineRule="auto" w:before="120" w:after="40"/>
         <w:keepLines/>
       </w:pPr>
       <w:r>
@@ -597,7 +597,7 @@
     </w:p>
     <w:p>
       <w:pPr>
-        <w:spacing w:line="360" w:lineRule="auto" w:after="80"/>
+        <w:spacing w:line="276" w:lineRule="auto" w:after="40"/>
         <w:keepLines/>
       </w:pPr>
       <w:r>
@@ -611,7 +611,7 @@
     </w:p>
     <w:p>
       <w:pPr>
-        <w:spacing w:line="360" w:lineRule="auto" w:before="240" w:after="80"/>
+        <w:spacing w:line="276" w:lineRule="auto" w:before="120" w:after="40"/>
         <w:keepLines/>
       </w:pPr>
       <w:r>
@@ -628,7 +628,7 @@
     </w:p>
     <w:p>
       <w:pPr>
-        <w:spacing w:line="360" w:lineRule="auto" w:after="80"/>
+        <w:spacing w:line="276" w:lineRule="auto" w:after="40"/>
         <w:keepLines/>
       </w:pPr>
       <w:r>
@@ -644,7 +644,7 @@
     </w:p>
     <w:p>
       <w:pPr>
-        <w:spacing w:line="360" w:lineRule="auto" w:after="80"/>
+        <w:spacing w:line="276" w:lineRule="auto" w:after="40"/>
         <w:keepLines/>
       </w:pPr>
       <w:r>
@@ -658,7 +658,7 @@
     </w:p>
     <w:p>
       <w:pPr>
-        <w:spacing w:line="360" w:lineRule="auto" w:after="80"/>
+        <w:spacing w:line="276" w:lineRule="auto" w:after="40"/>
         <w:keepLines/>
       </w:pPr>
       <w:r>
@@ -672,7 +672,7 @@
     </w:p>
     <w:p>
       <w:pPr>
-        <w:spacing w:line="360" w:lineRule="auto" w:after="80"/>
+        <w:spacing w:line="276" w:lineRule="auto" w:after="40"/>
         <w:keepLines/>
       </w:pPr>
       <w:r>
@@ -686,7 +686,7 @@
     </w:p>
     <w:p>
       <w:pPr>
-        <w:spacing w:line="360" w:lineRule="auto" w:after="80"/>
+        <w:spacing w:line="276" w:lineRule="auto" w:after="40"/>
         <w:keepLines/>
       </w:pPr>
       <w:r>
@@ -702,7 +702,7 @@
     </w:p>
     <w:p>
       <w:pPr>
-        <w:spacing w:line="360" w:lineRule="auto" w:after="80"/>
+        <w:spacing w:line="276" w:lineRule="auto" w:after="40"/>
         <w:keepLines/>
       </w:pPr>
       <w:r>
@@ -716,7 +716,7 @@
     </w:p>
     <w:p>
       <w:pPr>
-        <w:spacing w:line="360" w:lineRule="auto" w:after="80"/>
+        <w:spacing w:line="276" w:lineRule="auto" w:after="40"/>
         <w:keepLines/>
       </w:pPr>
       <w:r>
@@ -730,7 +730,7 @@
     </w:p>
     <w:p>
       <w:pPr>
-        <w:spacing w:line="360" w:lineRule="auto" w:after="80"/>
+        <w:spacing w:line="276" w:lineRule="auto" w:after="40"/>
         <w:keepLines/>
       </w:pPr>
       <w:r>
@@ -744,7 +744,7 @@
     </w:p>
     <w:p>
       <w:pPr>
-        <w:spacing w:line="360" w:lineRule="auto" w:after="80"/>
+        <w:spacing w:line="276" w:lineRule="auto" w:after="40"/>
         <w:keepLines/>
       </w:pPr>
       <w:r>
@@ -758,7 +758,7 @@
     </w:p>
     <w:p>
       <w:pPr>
-        <w:spacing w:line="360" w:lineRule="auto" w:before="240" w:after="80"/>
+        <w:spacing w:line="276" w:lineRule="auto" w:before="120" w:after="40"/>
         <w:keepLines/>
       </w:pPr>
       <w:r>
@@ -775,7 +775,7 @@
     </w:p>
     <w:p>
       <w:pPr>
-        <w:spacing w:line="360" w:lineRule="auto" w:after="80"/>
+        <w:spacing w:line="276" w:lineRule="auto" w:after="40"/>
         <w:keepLines/>
       </w:pPr>
       <w:r>
@@ -799,7 +799,7 @@
     </w:p>
     <w:p>
       <w:pPr>
-        <w:spacing w:line="360" w:lineRule="auto" w:after="80"/>
+        <w:spacing w:line="276" w:lineRule="auto" w:after="40"/>
         <w:keepLines/>
       </w:pPr>
       <w:r>
@@ -823,7 +823,7 @@
     </w:p>
     <w:p>
       <w:pPr>
-        <w:spacing w:line="360" w:lineRule="auto" w:after="80"/>
+        <w:spacing w:line="276" w:lineRule="auto" w:after="40"/>
         <w:keepLines/>
       </w:pPr>
       <w:r>
@@ -847,7 +847,7 @@
     </w:p>
     <w:p>
       <w:pPr>
-        <w:spacing w:line="360" w:lineRule="auto" w:after="80"/>
+        <w:spacing w:line="276" w:lineRule="auto" w:after="40"/>
         <w:keepLines/>
       </w:pPr>
       <w:r>
@@ -871,7 +871,7 @@
     </w:p>
     <w:p>
       <w:pPr>
-        <w:spacing w:line="360" w:lineRule="auto" w:after="80"/>
+        <w:spacing w:line="276" w:lineRule="auto" w:after="40"/>
         <w:keepLines/>
       </w:pPr>
       <w:r>

--- a/public/ims/PRO-08-PROJECT-CLOSURE.docx
+++ b/public/ims/PRO-08-PROJECT-CLOSURE.docx
@@ -22,12 +22,99 @@
     </w:p>
     <w:p>
       <w:pPr>
-        <w:spacing w:after="60" w:before="120"/>
-      </w:pPr>
-    </w:p>
-    <w:p>
-      <w:pPr>
-        <w:spacing w:after="60" w:before="240"/>
+        <w:spacing w:after="0" w:before="480"/>
+      </w:pPr>
+    </w:p>
+    <w:p>
+      <w:pPr>
+        <w:jc w:val="center"/>
+        <w:spacing w:after="100" w:before="0"/>
+      </w:pPr>
+      <w:r>
+        <w:drawing>
+          <wp:inline xmlns:wp="http://schemas.openxmlformats.org/drawingml/2006/wordprocessingDrawing" distT="0" distB="0" distL="0" distR="0">
+            <wp:extent cx="1238250" cy="1390650"/>
+            <wp:effectExtent l="0" t="0" r="0" b="0"/>
+            <wp:docPr id="10" name="favicon"/>
+            <wp:cNvGraphicFramePr>
+              <a:graphicFrameLocks xmlns:a="http://schemas.openxmlformats.org/drawingml/2006/main" noChangeAspect="1"/>
+            </wp:cNvGraphicFramePr>
+            <a:graphic xmlns:a="http://schemas.openxmlformats.org/drawingml/2006/main">
+              <a:graphicData uri="http://schemas.openxmlformats.org/drawingml/2006/picture">
+                <pic:pic xmlns:pic="http://schemas.openxmlformats.org/drawingml/2006/picture">
+                  <pic:nvPicPr>
+                    <pic:cNvPr id="10" name="favicon"/>
+                    <pic:cNvPicPr/>
+                  </pic:nvPicPr>
+                  <pic:blipFill>
+                    <a:blip r:embed="rId10"/>
+                    <a:stretch>
+                      <a:fillRect/>
+                    </a:stretch>
+                  </pic:blipFill>
+                  <pic:spPr>
+                    <a:xfrm>
+                      <a:off x="0" y="0"/>
+                      <a:ext cx="1238250" cy="1390650"/>
+                    </a:xfrm>
+                    <a:prstGeom prst="rect">
+                      <a:avLst/>
+                    </a:prstGeom>
+                  </pic:spPr>
+                </pic:pic>
+              </a:graphicData>
+            </a:graphic>
+          </wp:inline>
+        </w:drawing>
+      </w:r>
+    </w:p>
+    <w:p>
+      <w:pPr>
+        <w:jc w:val="center"/>
+        <w:spacing w:after="400" w:before="0"/>
+      </w:pPr>
+      <w:r>
+        <w:drawing>
+          <wp:inline xmlns:wp="http://schemas.openxmlformats.org/drawingml/2006/wordprocessingDrawing" distT="0" distB="0" distL="0" distR="0">
+            <wp:extent cx="2095500" cy="914400"/>
+            <wp:effectExtent l="0" t="0" r="0" b="0"/>
+            <wp:docPr id="11" name="wordmark"/>
+            <wp:cNvGraphicFramePr>
+              <a:graphicFrameLocks xmlns:a="http://schemas.openxmlformats.org/drawingml/2006/main" noChangeAspect="1"/>
+            </wp:cNvGraphicFramePr>
+            <a:graphic xmlns:a="http://schemas.openxmlformats.org/drawingml/2006/main">
+              <a:graphicData uri="http://schemas.openxmlformats.org/drawingml/2006/picture">
+                <pic:pic xmlns:pic="http://schemas.openxmlformats.org/drawingml/2006/picture">
+                  <pic:nvPicPr>
+                    <pic:cNvPr id="11" name="wordmark"/>
+                    <pic:cNvPicPr/>
+                  </pic:nvPicPr>
+                  <pic:blipFill>
+                    <a:blip r:embed="rId11"/>
+                    <a:stretch>
+                      <a:fillRect/>
+                    </a:stretch>
+                  </pic:blipFill>
+                  <pic:spPr>
+                    <a:xfrm>
+                      <a:off x="0" y="0"/>
+                      <a:ext cx="2095500" cy="914400"/>
+                    </a:xfrm>
+                    <a:prstGeom prst="rect">
+                      <a:avLst/>
+                    </a:prstGeom>
+                  </pic:spPr>
+                </pic:pic>
+              </a:graphicData>
+            </a:graphic>
+          </wp:inline>
+        </w:drawing>
+      </w:r>
+    </w:p>
+    <w:p>
+      <w:pPr>
+        <w:jc w:val="center"/>
+        <w:spacing w:after="60" w:before="0"/>
       </w:pPr>
       <w:r>
         <w:rPr>
@@ -38,12 +125,13 @@
           <w:sz w:val="44"/>
           <w:szCs w:val="44"/>
         </w:rPr>
-        <w:t xml:space="preserve">SOP-07: Project Closure &amp; Handover</w:t>
-      </w:r>
-    </w:p>
-    <w:p>
-      <w:pPr>
-        <w:spacing w:after="200" w:before="0"/>
+        <w:t xml:space="preserve">PRO-08: Project Closure &amp; Handover</w:t>
+      </w:r>
+    </w:p>
+    <w:p>
+      <w:pPr>
+        <w:jc w:val="center"/>
+        <w:spacing w:after="320" w:before="0"/>
       </w:pPr>
       <w:r>
         <w:rPr>
@@ -54,11 +142,6 @@
         </w:rPr>
         <w:t xml:space="preserve">Standard Operating Procedure</w:t>
       </w:r>
-    </w:p>
-    <w:p>
-      <w:pPr>
-        <w:spacing w:after="80" w:before="40"/>
-      </w:pPr>
     </w:p>
     <w:tbl>
       <w:tblPr>
@@ -2021,7 +2104,7 @@
 </file>
 
 <file path=word/header1.xml><?xml version="1.0" encoding="utf-8"?>
-<w:hdr xmlns:wpc="http://schemas.microsoft.com/office/word/2010/wordprocessingCanvas" xmlns:mc="http://schemas.openxmlformats.org/markup-compatibility/2006" xmlns:o="urn:schemas-microsoft-com:office:office" xmlns:r="http://schemas.openxmlformats.org/officeDocument/2006/relationships" xmlns:m="http://schemas.openxmlformats.org/officeDocument/2006/math" xmlns:v="urn:schemas-microsoft-com:vml" xmlns:wp14="http://schemas.microsoft.com/office/word/2010/wordprocessingDrawing" xmlns:wp="http://schemas.openxmlformats.org/drawingml/2006/wordprocessingDrawing" xmlns:w10="urn:schemas-microsoft-com:office:word" xmlns:w="http://schemas.openxmlformats.org/wordprocessingml/2006/main" xmlns:w14="http://schemas.microsoft.com/office/word/2010/wordml" xmlns:w15="http://schemas.microsoft.com/office/word/2012/wordml" xmlns:wpg="http://schemas.microsoft.com/office/word/2010/wordprocessingGroup" xmlns:wpi="http://schemas.microsoft.com/office/word/2010/wordprocessingInk" xmlns:wne="http://schemas.microsoft.com/office/word/2006/wordml" xmlns:wps="http://schemas.microsoft.com/office/word/2010/wordprocessingShape" xmlns:cx="http://schemas.microsoft.com/office/drawing/2014/chartex" xmlns:cx1="http://schemas.microsoft.com/office/drawing/2015/9/8/chartex" xmlns:cx2="http://schemas.microsoft.com/office/drawing/2015/10/21/chartex" xmlns:cx3="http://schemas.microsoft.com/office/drawing/2016/5/9/chartex" xmlns:cx4="http://schemas.microsoft.com/office/drawing/2016/5/10/chartex" xmlns:cx5="http://schemas.microsoft.com/office/drawing/2016/5/11/chartex" xmlns:cx6="http://schemas.microsoft.com/office/drawing/2016/5/12/chartex" xmlns:cx7="http://schemas.microsoft.com/office/drawing/2016/5/13/chartex" xmlns:cx8="http://schemas.microsoft.com/office/drawing/2016/5/14/chartex" xmlns:w16cid="http://schemas.microsoft.com/office/word/2016/wordml/cid" xmlns:w16se="http://schemas.microsoft.com/office/word/2015/wordml/symex">
+<w:hdr xmlns:wpc="http://schemas.microsoft.com/office/word/2010/wordprocessingCanvas" xmlns:mc="http://schemas.openxmlformats.org/markup-compatibility/2006" xmlns:o="urn:schemas-microsoft-com:office:office" xmlns:r="http://schemas.openxmlformats.org/officeDocument/2006/relationships" xmlns:m="http://schemas.openxmlformats.org/officeDocument/2006/math" xmlns:v="urn:schemas-microsoft-com:vml" xmlns:wp14="http://schemas.microsoft.com/office/word/2010/wordprocessingDrawing" xmlns:wp="http://schemas.openxmlformats.org/drawingml/2006/wordprocessingDrawing" xmlns:w10="urn:schemas-microsoft-com:office:word" xmlns:w="http://schemas.openxmlformats.org/wordprocessingml/2006/main" xmlns:w14="http://schemas.microsoft.com/office/word/2010/wordml" xmlns:w15="http://schemas.microsoft.com/office/word/2012/wordml" xmlns:w16se="http://schemas.microsoft.com/office/word/2015/wordml/symex">
   <w:p>
     <w:pPr>
       <w:pBdr>
@@ -2032,6 +2115,50 @@
       </w:tabs>
       <w:spacing w:after="80" w:before="80"/>
     </w:pPr>
+    <w:r>
+      <w:drawing>
+        <wp:inline xmlns:wp="http://schemas.openxmlformats.org/drawingml/2006/wordprocessingDrawing" distT="0" distB="0" distL="0" distR="0">
+          <wp:extent cx="209550" cy="238125"/>
+          <wp:effectExtent l="0" t="0" r="0" b="0"/>
+          <wp:docPr id="1" name="header-favicon"/>
+          <wp:cNvGraphicFramePr>
+            <a:graphicFrameLocks xmlns:a="http://schemas.openxmlformats.org/drawingml/2006/main" noChangeAspect="1"/>
+          </wp:cNvGraphicFramePr>
+          <a:graphic xmlns:a="http://schemas.openxmlformats.org/drawingml/2006/main">
+            <a:graphicData uri="http://schemas.openxmlformats.org/drawingml/2006/picture">
+              <pic:pic xmlns:pic="http://schemas.openxmlformats.org/drawingml/2006/picture">
+                <pic:nvPicPr>
+                  <pic:cNvPr id="1" name="header-favicon"/>
+                  <pic:cNvPicPr/>
+                </pic:nvPicPr>
+                <pic:blipFill>
+                  <a:blip r:embed="rId1"/>
+                  <a:stretch>
+                    <a:fillRect/>
+                  </a:stretch>
+                </pic:blipFill>
+                <pic:spPr>
+                  <a:xfrm>
+                    <a:off x="0" y="0"/>
+                    <a:ext cx="209550" cy="238125"/>
+                  </a:xfrm>
+                  <a:prstGeom prst="rect">
+                    <a:avLst/>
+                  </a:prstGeom>
+                </pic:spPr>
+              </pic:pic>
+            </a:graphicData>
+          </a:graphic>
+        </wp:inline>
+      </w:drawing>
+    </w:r>
+    <w:r>
+      <w:rPr>
+        <w:rFonts w:ascii="Arial" w:cs="Arial" w:eastAsia="Arial" w:hAnsi="Arial"/>
+        <w:sz w:val="18"/>
+      </w:rPr>
+      <w:t xml:space="preserve">  </w:t>
+    </w:r>
     <w:r>
       <w:rPr>
         <w:rFonts w:ascii="Arial" w:cs="Arial" w:eastAsia="Arial" w:hAnsi="Arial"/>
@@ -2055,17 +2182,16 @@
     <w:r>
       <w:rPr>
         <w:rFonts w:ascii="Arial" w:cs="Arial" w:eastAsia="Arial" w:hAnsi="Arial"/>
-        <w:color w:val="CBD5E1"/>
+        <w:color w:val="64748B"/>
         <w:sz w:val="20"/>
         <w:szCs w:val="20"/>
       </w:rPr>
-      <w:t xml:space="preserve"> — Project Closure &amp; Handover</w:t>
+      <w:t xml:space="preserve">— Project Closure &amp; Handover</w:t>
     </w:r>
     <w:r>
       <w:rPr>
         <w:rFonts w:ascii="Arial" w:cs="Arial" w:eastAsia="Arial" w:hAnsi="Arial"/>
         <w:sz w:val="18"/>
-        <w:szCs w:val="18"/>
       </w:rPr>
       <w:t xml:space="preserve">	</w:t>
     </w:r>
